--- a/docs/INTERNALS.docx
+++ b/docs/INTERNALS.docx
@@ -30375,7 +30375,3415 @@
           <w:color w:val="0E5D6E"/>
           <w:sz w:val="31"/>
         </w:rPr>
-        <w:t>13. Cross-cutting decisions</w:t>
+        <w:t>13. Testing and CI</w:t>
+      </w:r>
+    </w:p>
+    <w:p>
+      <w:pPr>
+        <w:keepNext/>
+        <w:spacing w:before="400" w:after="120"/>
+      </w:pPr>
+      <w:r>
+        <w:rPr>
+          <w:rFonts w:ascii="Segoe UI" w:hAnsi="Segoe UI"/>
+          <w:b/>
+          <w:color w:val="0E5D6E"/>
+          <w:sz w:val="23"/>
+        </w:rPr>
+        <w:t>tests/</w:t>
+      </w:r>
+      <w:r>
+        <w:rPr>
+          <w:rFonts w:ascii="Segoe UI" w:hAnsi="Segoe UI"/>
+          <w:b/>
+          <w:color w:val="131B1E"/>
+          <w:sz w:val="25"/>
+        </w:rPr>
+        <w:t xml:space="preserve"> (531 lines, 53 tests)</w:t>
+      </w:r>
+    </w:p>
+    <w:p>
+      <w:pPr>
+        <w:spacing w:after="180" w:line="300" w:lineRule="auto"/>
+      </w:pPr>
+      <w:r>
+        <w:rPr>
+          <w:rFonts w:ascii="Georgia" w:hAnsi="Georgia"/>
+          <w:b/>
+          <w:color w:val="131B1E"/>
+          <w:sz w:val="21"/>
+        </w:rPr>
+        <w:t>Function flow</w:t>
+      </w:r>
+    </w:p>
+    <w:tbl>
+      <w:tblPr>
+        <w:tblW w:type="auto" w:w="0"/>
+        <w:jc w:val="left"/>
+        <w:tblLook w:firstColumn="1" w:firstRow="1" w:lastColumn="0" w:lastRow="0" w:noHBand="0" w:noVBand="1" w:val="04A0"/>
+      </w:tblPr>
+      <w:tblGrid>
+        <w:gridCol w:w="9360"/>
+      </w:tblGrid>
+      <w:tr>
+        <w:tc>
+          <w:tcPr>
+            <w:tcW w:type="dxa" w:w="9360"/>
+            <w:shd w:val="clear" w:color="auto" w:fill="F1F4F4"/>
+          </w:tcPr>
+          <w:p>
+            <w:pPr>
+              <w:spacing w:after="0" w:line="240" w:lineRule="auto"/>
+            </w:pPr>
+            <w:r>
+              <w:rPr>
+                <w:rFonts w:ascii="Consolas" w:hAnsi="Consolas"/>
+                <w:color w:val="131B1E"/>
+                <w:sz w:val="16"/>
+              </w:rPr>
+              <w:t>The suite is organised around a single rule: assert CONTRACTS, never RESULTS.</w:t>
+            </w:r>
+          </w:p>
+          <w:p>
+            <w:pPr>
+              <w:spacing w:after="0" w:line="240" w:lineRule="auto"/>
+            </w:pPr>
+            <w:r>
+              <w:rPr>
+                <w:rFonts w:ascii="Consolas" w:hAnsi="Consolas"/>
+                <w:color w:val="131B1E"/>
+                <w:sz w:val="16"/>
+              </w:rPr>
+              <w:t>A leaking backtest reports a BETTER score, not a worse one, so the failures</w:t>
+            </w:r>
+          </w:p>
+          <w:p>
+            <w:pPr>
+              <w:spacing w:after="0" w:line="240" w:lineRule="auto"/>
+            </w:pPr>
+            <w:r>
+              <w:rPr>
+                <w:rFonts w:ascii="Consolas" w:hAnsi="Consolas"/>
+                <w:color w:val="131B1E"/>
+                <w:sz w:val="16"/>
+              </w:rPr>
+              <w:t>worth catching are the ones that look like success.</w:t>
+            </w:r>
+          </w:p>
+          <w:p>
+            <w:pPr>
+              <w:spacing w:after="0" w:line="240" w:lineRule="auto"/>
+            </w:pPr>
+            <w:r>
+              <w:rPr>
+                <w:rFonts w:ascii="Consolas" w:hAnsi="Consolas"/>
+                <w:color w:val="131B1E"/>
+                <w:sz w:val="16"/>
+              </w:rPr>
+              <w:t xml:space="preserve"> </w:t>
+            </w:r>
+          </w:p>
+          <w:p>
+            <w:pPr>
+              <w:spacing w:after="0" w:line="240" w:lineRule="auto"/>
+            </w:pPr>
+            <w:r>
+              <w:rPr>
+                <w:rFonts w:ascii="Consolas" w:hAnsi="Consolas"/>
+                <w:color w:val="131B1E"/>
+                <w:sz w:val="16"/>
+              </w:rPr>
+              <w:t>pytest                                          pytest.ini: pythonpath=.</w:t>
+            </w:r>
+          </w:p>
+          <w:p>
+            <w:pPr>
+              <w:spacing w:after="0" w:line="240" w:lineRule="auto"/>
+            </w:pPr>
+            <w:r>
+              <w:rPr>
+                <w:rFonts w:ascii="Consolas" w:hAnsi="Consolas"/>
+                <w:color w:val="131B1E"/>
+                <w:sz w:val="16"/>
+              </w:rPr>
+              <w:t>│                                               so `src` imports without install</w:t>
+            </w:r>
+          </w:p>
+          <w:p>
+            <w:pPr>
+              <w:spacing w:after="0" w:line="240" w:lineRule="auto"/>
+            </w:pPr>
+            <w:r>
+              <w:rPr>
+                <w:rFonts w:ascii="Consolas" w:hAnsi="Consolas"/>
+                <w:color w:val="131B1E"/>
+                <w:sz w:val="16"/>
+              </w:rPr>
+              <w:t>├─ conftest.py                                  session-scoped fixtures</w:t>
+            </w:r>
+          </w:p>
+          <w:p>
+            <w:pPr>
+              <w:spacing w:after="0" w:line="240" w:lineRule="auto"/>
+            </w:pPr>
+            <w:r>
+              <w:rPr>
+                <w:rFonts w:ascii="Consolas" w:hAnsi="Consolas"/>
+                <w:color w:val="131B1E"/>
+                <w:sz w:val="16"/>
+              </w:rPr>
+              <w:t>│    ├─ config()                ─► load_config()          the REAL config,</w:t>
+            </w:r>
+          </w:p>
+          <w:p>
+            <w:pPr>
+              <w:spacing w:after="0" w:line="240" w:lineRule="auto"/>
+            </w:pPr>
+            <w:r>
+              <w:rPr>
+                <w:rFonts w:ascii="Consolas" w:hAnsi="Consolas"/>
+                <w:color w:val="131B1E"/>
+                <w:sz w:val="16"/>
+              </w:rPr>
+              <w:t>│    │                                                    not a stub — these</w:t>
+            </w:r>
+          </w:p>
+          <w:p>
+            <w:pPr>
+              <w:spacing w:after="0" w:line="240" w:lineRule="auto"/>
+            </w:pPr>
+            <w:r>
+              <w:rPr>
+                <w:rFonts w:ascii="Consolas" w:hAnsi="Consolas"/>
+                <w:color w:val="131B1E"/>
+                <w:sz w:val="16"/>
+              </w:rPr>
+              <w:t>│    │                                                    invariants are</w:t>
+            </w:r>
+          </w:p>
+          <w:p>
+            <w:pPr>
+              <w:spacing w:after="0" w:line="240" w:lineRule="auto"/>
+            </w:pPr>
+            <w:r>
+              <w:rPr>
+                <w:rFonts w:ascii="Consolas" w:hAnsi="Consolas"/>
+                <w:color w:val="131B1E"/>
+                <w:sz w:val="16"/>
+              </w:rPr>
+              <w:t>│    │                                                    config-driven</w:t>
+            </w:r>
+          </w:p>
+          <w:p>
+            <w:pPr>
+              <w:spacing w:after="0" w:line="240" w:lineRule="auto"/>
+            </w:pPr>
+            <w:r>
+              <w:rPr>
+                <w:rFonts w:ascii="Consolas" w:hAnsi="Consolas"/>
+                <w:color w:val="131B1E"/>
+                <w:sz w:val="16"/>
+              </w:rPr>
+              <w:t>│    ├─ synthetic_processed()   ─► 3y daily frame, seasonal price + drivers</w:t>
+            </w:r>
+          </w:p>
+          <w:p>
+            <w:pPr>
+              <w:spacing w:after="0" w:line="240" w:lineRule="auto"/>
+            </w:pPr>
+            <w:r>
+              <w:rPr>
+                <w:rFonts w:ascii="Consolas" w:hAnsi="Consolas"/>
+                <w:color w:val="131B1E"/>
+                <w:sz w:val="16"/>
+              </w:rPr>
+              <w:t>│    │     ▲</w:t>
+            </w:r>
+          </w:p>
+          <w:p>
+            <w:pPr>
+              <w:spacing w:after="0" w:line="240" w:lineRule="auto"/>
+            </w:pPr>
+            <w:r>
+              <w:rPr>
+                <w:rFonts w:ascii="Consolas" w:hAnsi="Consolas"/>
+                <w:color w:val="131B1E"/>
+                <w:sz w:val="16"/>
+              </w:rPr>
+              <w:t>│    │     └─ 3 years because a 731-day window plus a test month must fit.</w:t>
+            </w:r>
+          </w:p>
+          <w:p>
+            <w:pPr>
+              <w:spacing w:after="0" w:line="240" w:lineRule="auto"/>
+            </w:pPr>
+            <w:r>
+              <w:rPr>
+                <w:rFonts w:ascii="Consolas" w:hAnsi="Consolas"/>
+                <w:color w:val="131B1E"/>
+                <w:sz w:val="16"/>
+              </w:rPr>
+              <w:t>│    │        Session-scoped and read-only: every consumer in src/ copies</w:t>
+            </w:r>
+          </w:p>
+          <w:p>
+            <w:pPr>
+              <w:spacing w:after="0" w:line="240" w:lineRule="auto"/>
+            </w:pPr>
+            <w:r>
+              <w:rPr>
+                <w:rFonts w:ascii="Consolas" w:hAnsi="Consolas"/>
+                <w:color w:val="131B1E"/>
+                <w:sz w:val="16"/>
+              </w:rPr>
+              <w:t>│    │        before mutating, so it is built once.</w:t>
+            </w:r>
+          </w:p>
+          <w:p>
+            <w:pPr>
+              <w:spacing w:after="0" w:line="240" w:lineRule="auto"/>
+            </w:pPr>
+            <w:r>
+              <w:rPr>
+                <w:rFonts w:ascii="Consolas" w:hAnsi="Consolas"/>
+                <w:color w:val="131B1E"/>
+                <w:sz w:val="16"/>
+              </w:rPr>
+              <w:t>│    │</w:t>
+            </w:r>
+          </w:p>
+          <w:p>
+            <w:pPr>
+              <w:spacing w:after="0" w:line="240" w:lineRule="auto"/>
+            </w:pPr>
+            <w:r>
+              <w:rPr>
+                <w:rFonts w:ascii="Consolas" w:hAnsi="Consolas"/>
+                <w:color w:val="131B1E"/>
+                <w:sz w:val="16"/>
+              </w:rPr>
+              <w:t>│    └─ synthetic_static()      ─► build_static_features(synthetic_processed)</w:t>
+            </w:r>
+          </w:p>
+          <w:p>
+            <w:pPr>
+              <w:spacing w:after="0" w:line="240" w:lineRule="auto"/>
+            </w:pPr>
+            <w:r>
+              <w:rPr>
+                <w:rFonts w:ascii="Consolas" w:hAnsi="Consolas"/>
+                <w:color w:val="131B1E"/>
+                <w:sz w:val="16"/>
+              </w:rPr>
+              <w:t>│          ▲</w:t>
+            </w:r>
+          </w:p>
+          <w:p>
+            <w:pPr>
+              <w:spacing w:after="0" w:line="240" w:lineRule="auto"/>
+            </w:pPr>
+            <w:r>
+              <w:rPr>
+                <w:rFonts w:ascii="Consolas" w:hAnsi="Consolas"/>
+                <w:color w:val="131B1E"/>
+                <w:sz w:val="16"/>
+              </w:rPr>
+              <w:t>│          └─ mirrors what train_pipeline hands to prepare_folds: calendar</w:t>
+            </w:r>
+          </w:p>
+          <w:p>
+            <w:pPr>
+              <w:spacing w:after="0" w:line="240" w:lineRule="auto"/>
+            </w:pPr>
+            <w:r>
+              <w:rPr>
+                <w:rFonts w:ascii="Consolas" w:hAnsi="Consolas"/>
+                <w:color w:val="131B1E"/>
+                <w:sz w:val="16"/>
+              </w:rPr>
+              <w:t>│             flags and residual-demand polynomials present, thermal</w:t>
+            </w:r>
+          </w:p>
+          <w:p>
+            <w:pPr>
+              <w:spacing w:after="0" w:line="240" w:lineRule="auto"/>
+            </w:pPr>
+            <w:r>
+              <w:rPr>
+                <w:rFonts w:ascii="Consolas" w:hAnsi="Consolas"/>
+                <w:color w:val="131B1E"/>
+                <w:sz w:val="16"/>
+              </w:rPr>
+              <w:t>│             features ABSENT because those are fold-dependent</w:t>
+            </w:r>
+          </w:p>
+          <w:p>
+            <w:pPr>
+              <w:spacing w:after="0" w:line="240" w:lineRule="auto"/>
+            </w:pPr>
+            <w:r>
+              <w:rPr>
+                <w:rFonts w:ascii="Consolas" w:hAnsi="Consolas"/>
+                <w:color w:val="131B1E"/>
+                <w:sz w:val="16"/>
+              </w:rPr>
+              <w:t>│</w:t>
+            </w:r>
+          </w:p>
+          <w:p>
+            <w:pPr>
+              <w:spacing w:after="0" w:line="240" w:lineRule="auto"/>
+            </w:pPr>
+            <w:r>
+              <w:rPr>
+                <w:rFonts w:ascii="Consolas" w:hAnsi="Consolas"/>
+                <w:color w:val="131B1E"/>
+                <w:sz w:val="16"/>
+              </w:rPr>
+              <w:t>├─ test_stage_ordering.py                                          5 tests</w:t>
+            </w:r>
+          </w:p>
+          <w:p>
+            <w:pPr>
+              <w:spacing w:after="0" w:line="240" w:lineRule="auto"/>
+            </w:pPr>
+            <w:r>
+              <w:rPr>
+                <w:rFonts w:ascii="Consolas" w:hAnsi="Consolas"/>
+                <w:color w:val="131B1E"/>
+                <w:sz w:val="16"/>
+              </w:rPr>
+              <w:t>│    ├─ engineer_degree_days(raw, ["T_lisse"], config)</w:t>
+            </w:r>
+          </w:p>
+          <w:p>
+            <w:pPr>
+              <w:spacing w:after="0" w:line="240" w:lineRule="auto"/>
+            </w:pPr>
+            <w:r>
+              <w:rPr>
+                <w:rFonts w:ascii="Consolas" w:hAnsi="Consolas"/>
+                <w:color w:val="131B1E"/>
+                <w:sz w:val="16"/>
+              </w:rPr>
+              <w:t>│    │      └─ ──► KeyError "engineer_national_temperature must run first"</w:t>
+            </w:r>
+          </w:p>
+          <w:p>
+            <w:pPr>
+              <w:spacing w:after="0" w:line="240" w:lineRule="auto"/>
+            </w:pPr>
+            <w:r>
+              <w:rPr>
+                <w:rFonts w:ascii="Consolas" w:hAnsi="Consolas"/>
+                <w:color w:val="131B1E"/>
+                <w:sz w:val="16"/>
+              </w:rPr>
+              <w:t>│    │             ◄── the original migration defect, now pinned</w:t>
+            </w:r>
+          </w:p>
+          <w:p>
+            <w:pPr>
+              <w:spacing w:after="0" w:line="240" w:lineRule="auto"/>
+            </w:pPr>
+            <w:r>
+              <w:rPr>
+                <w:rFonts w:ascii="Consolas" w:hAnsi="Consolas"/>
+                <w:color w:val="131B1E"/>
+                <w:sz w:val="16"/>
+              </w:rPr>
+              <w:t>│    ├─ engineer_national_temperature() THEN engineer_degree_days()</w:t>
+            </w:r>
+          </w:p>
+          <w:p>
+            <w:pPr>
+              <w:spacing w:after="0" w:line="240" w:lineRule="auto"/>
+            </w:pPr>
+            <w:r>
+              <w:rPr>
+                <w:rFonts w:ascii="Consolas" w:hAnsi="Consolas"/>
+                <w:color w:val="131B1E"/>
+                <w:sz w:val="16"/>
+              </w:rPr>
+              <w:t>│    │      └─ T_lisse_HDD / T_lisse_CDD present and non-negative</w:t>
+            </w:r>
+          </w:p>
+          <w:p>
+            <w:pPr>
+              <w:spacing w:after="0" w:line="240" w:lineRule="auto"/>
+            </w:pPr>
+            <w:r>
+              <w:rPr>
+                <w:rFonts w:ascii="Consolas" w:hAnsi="Consolas"/>
+                <w:color w:val="131B1E"/>
+                <w:sz w:val="16"/>
+              </w:rPr>
+              <w:t>│    ├─ (HDD &gt; 0) &amp; (CDD &gt; 0) is never true       the 15-22 C dead zone</w:t>
+            </w:r>
+          </w:p>
+          <w:p>
+            <w:pPr>
+              <w:spacing w:after="0" w:line="240" w:lineRule="auto"/>
+            </w:pPr>
+            <w:r>
+              <w:rPr>
+                <w:rFonts w:ascii="Consolas" w:hAnsi="Consolas"/>
+                <w:color w:val="131B1E"/>
+                <w:sz w:val="16"/>
+              </w:rPr>
+              <w:t>│    ├─ get_feature_names() ordering stable       baked into the artifact</w:t>
+            </w:r>
+          </w:p>
+          <w:p>
+            <w:pPr>
+              <w:spacing w:after="0" w:line="240" w:lineRule="auto"/>
+            </w:pPr>
+            <w:r>
+              <w:rPr>
+                <w:rFonts w:ascii="Consolas" w:hAnsi="Consolas"/>
+                <w:color w:val="131B1E"/>
+                <w:sz w:val="16"/>
+              </w:rPr>
+              <w:t>│    └─ feature_set="nope" ──► ValueError</w:t>
+            </w:r>
+          </w:p>
+          <w:p>
+            <w:pPr>
+              <w:spacing w:after="0" w:line="240" w:lineRule="auto"/>
+            </w:pPr>
+            <w:r>
+              <w:rPr>
+                <w:rFonts w:ascii="Consolas" w:hAnsi="Consolas"/>
+                <w:color w:val="131B1E"/>
+                <w:sz w:val="16"/>
+              </w:rPr>
+              <w:t>│</w:t>
+            </w:r>
+          </w:p>
+          <w:p>
+            <w:pPr>
+              <w:spacing w:after="0" w:line="240" w:lineRule="auto"/>
+            </w:pPr>
+            <w:r>
+              <w:rPr>
+                <w:rFonts w:ascii="Consolas" w:hAnsi="Consolas"/>
+                <w:color w:val="131B1E"/>
+                <w:sz w:val="16"/>
+              </w:rPr>
+              <w:t>├─ test_fold_leakage.py                                            7 tests</w:t>
+            </w:r>
+          </w:p>
+          <w:p>
+            <w:pPr>
+              <w:spacing w:after="0" w:line="240" w:lineRule="auto"/>
+            </w:pPr>
+            <w:r>
+              <w:rPr>
+                <w:rFonts w:ascii="Consolas" w:hAnsi="Consolas"/>
+                <w:color w:val="131B1E"/>
+                <w:sz w:val="16"/>
+              </w:rPr>
+              <w:t>│    └─ prepare_folds(synthetic_static, ..., 2-fold schedule)</w:t>
+            </w:r>
+          </w:p>
+          <w:p>
+            <w:pPr>
+              <w:spacing w:after="0" w:line="240" w:lineRule="auto"/>
+            </w:pPr>
+            <w:r>
+              <w:rPr>
+                <w:rFonts w:ascii="Consolas" w:hAnsi="Consolas"/>
+                <w:color w:val="131B1E"/>
+                <w:sz w:val="16"/>
+              </w:rPr>
+              <w:t>│         │   ▲</w:t>
+            </w:r>
+          </w:p>
+          <w:p>
+            <w:pPr>
+              <w:spacing w:after="0" w:line="240" w:lineRule="auto"/>
+            </w:pPr>
+            <w:r>
+              <w:rPr>
+                <w:rFonts w:ascii="Consolas" w:hAnsi="Consolas"/>
+                <w:color w:val="131B1E"/>
+                <w:sz w:val="16"/>
+              </w:rPr>
+              <w:t>│         │   └─ the REAL function, not a reimplementation. Fits the whole</w:t>
+            </w:r>
+          </w:p>
+          <w:p>
+            <w:pPr>
+              <w:spacing w:after="0" w:line="240" w:lineRule="auto"/>
+            </w:pPr>
+            <w:r>
+              <w:rPr>
+                <w:rFonts w:ascii="Consolas" w:hAnsi="Consolas"/>
+                <w:color w:val="131B1E"/>
+                <w:sz w:val="16"/>
+              </w:rPr>
+              <w:t>│         │      cascade twice, so this doubles as a feature-pipeline</w:t>
+            </w:r>
+          </w:p>
+          <w:p>
+            <w:pPr>
+              <w:spacing w:after="0" w:line="240" w:lineRule="auto"/>
+            </w:pPr>
+            <w:r>
+              <w:rPr>
+                <w:rFonts w:ascii="Consolas" w:hAnsi="Consolas"/>
+                <w:color w:val="131B1E"/>
+                <w:sz w:val="16"/>
+              </w:rPr>
+              <w:t>│         │      integration smoke test — and is the slowest file for it</w:t>
+            </w:r>
+          </w:p>
+          <w:p>
+            <w:pPr>
+              <w:spacing w:after="0" w:line="240" w:lineRule="auto"/>
+            </w:pPr>
+            <w:r>
+              <w:rPr>
+                <w:rFonts w:ascii="Consolas" w:hAnsi="Consolas"/>
+                <w:color w:val="131B1E"/>
+                <w:sz w:val="16"/>
+              </w:rPr>
+              <w:t>│         │</w:t>
+            </w:r>
+          </w:p>
+          <w:p>
+            <w:pPr>
+              <w:spacing w:after="0" w:line="240" w:lineRule="auto"/>
+            </w:pPr>
+            <w:r>
+              <w:rPr>
+                <w:rFonts w:ascii="Consolas" w:hAnsi="Consolas"/>
+                <w:color w:val="131B1E"/>
+                <w:sz w:val="16"/>
+              </w:rPr>
+              <w:t>│         ├─ fold.train_end &lt; fold.test_start</w:t>
+            </w:r>
+          </w:p>
+          <w:p>
+            <w:pPr>
+              <w:spacing w:after="0" w:line="240" w:lineRule="auto"/>
+            </w:pPr>
+            <w:r>
+              <w:rPr>
+                <w:rFonts w:ascii="Consolas" w:hAnsi="Consolas"/>
+                <w:color w:val="131B1E"/>
+                <w:sz w:val="16"/>
+              </w:rPr>
+              <w:t>│         ├─ X_train.index ∩ X_test.index == ∅</w:t>
+            </w:r>
+          </w:p>
+          <w:p>
+            <w:pPr>
+              <w:spacing w:after="0" w:line="240" w:lineRule="auto"/>
+            </w:pPr>
+            <w:r>
+              <w:rPr>
+                <w:rFonts w:ascii="Consolas" w:hAnsi="Consolas"/>
+                <w:color w:val="131B1E"/>
+                <w:sz w:val="16"/>
+              </w:rPr>
+              <w:t>│         ├─ (train_end - train_start).days + 1 == train_window_days</w:t>
+            </w:r>
+          </w:p>
+          <w:p>
+            <w:pPr>
+              <w:spacing w:after="0" w:line="240" w:lineRule="auto"/>
+            </w:pPr>
+            <w:r>
+              <w:rPr>
+                <w:rFonts w:ascii="Consolas" w:hAnsi="Consolas"/>
+                <w:color w:val="131B1E"/>
+                <w:sz w:val="16"/>
+              </w:rPr>
+              <w:t>│         ├─ folds advance monotonically           rolling origin never revisits</w:t>
+            </w:r>
+          </w:p>
+          <w:p>
+            <w:pPr>
+              <w:spacing w:after="0" w:line="240" w:lineRule="auto"/>
+            </w:pPr>
+            <w:r>
+              <w:rPr>
+                <w:rFonts w:ascii="Consolas" w:hAnsi="Consolas"/>
+                <w:color w:val="131B1E"/>
+                <w:sz w:val="16"/>
+              </w:rPr>
+              <w:t>│         ├─ X_train/X_test columns == get_feature_names(), no NaNs</w:t>
+            </w:r>
+          </w:p>
+          <w:p>
+            <w:pPr>
+              <w:spacing w:after="0" w:line="240" w:lineRule="auto"/>
+            </w:pPr>
+            <w:r>
+              <w:rPr>
+                <w:rFonts w:ascii="Consolas" w:hAnsi="Consolas"/>
+                <w:color w:val="131B1E"/>
+                <w:sz w:val="16"/>
+              </w:rPr>
+              <w:t>│         └─ schedule beyond the data ──► ValueError "has no data"</w:t>
+            </w:r>
+          </w:p>
+          <w:p>
+            <w:pPr>
+              <w:spacing w:after="0" w:line="240" w:lineRule="auto"/>
+            </w:pPr>
+            <w:r>
+              <w:rPr>
+                <w:rFonts w:ascii="Consolas" w:hAnsi="Consolas"/>
+                <w:color w:val="131B1E"/>
+                <w:sz w:val="16"/>
+              </w:rPr>
+              <w:t>│                                          ◄── not a silent zero-row return</w:t>
+            </w:r>
+          </w:p>
+          <w:p>
+            <w:pPr>
+              <w:spacing w:after="0" w:line="240" w:lineRule="auto"/>
+            </w:pPr>
+            <w:r>
+              <w:rPr>
+                <w:rFonts w:ascii="Consolas" w:hAnsi="Consolas"/>
+                <w:color w:val="131B1E"/>
+                <w:sz w:val="16"/>
+              </w:rPr>
+              <w:t>│</w:t>
+            </w:r>
+          </w:p>
+          <w:p>
+            <w:pPr>
+              <w:spacing w:after="0" w:line="240" w:lineRule="auto"/>
+            </w:pPr>
+            <w:r>
+              <w:rPr>
+                <w:rFonts w:ascii="Consolas" w:hAnsi="Consolas"/>
+                <w:color w:val="131B1E"/>
+                <w:sz w:val="16"/>
+              </w:rPr>
+              <w:t>├─ test_horizon_guards.py                                          7 tests</w:t>
+            </w:r>
+          </w:p>
+          <w:p>
+            <w:pPr>
+              <w:spacing w:after="0" w:line="240" w:lineRule="auto"/>
+            </w:pPr>
+            <w:r>
+              <w:rPr>
+                <w:rFonts w:ascii="Consolas" w:hAnsi="Consolas"/>
+                <w:color w:val="131B1E"/>
+                <w:sz w:val="16"/>
+              </w:rPr>
+              <w:t>│    └─ PriceForecaster(cascade=None, price_model=None, metadata=...)</w:t>
+            </w:r>
+          </w:p>
+          <w:p>
+            <w:pPr>
+              <w:spacing w:after="0" w:line="240" w:lineRule="auto"/>
+            </w:pPr>
+            <w:r>
+              <w:rPr>
+                <w:rFonts w:ascii="Consolas" w:hAnsi="Consolas"/>
+                <w:color w:val="131B1E"/>
+                <w:sz w:val="16"/>
+              </w:rPr>
+              <w:t>│         │   ▲</w:t>
+            </w:r>
+          </w:p>
+          <w:p>
+            <w:pPr>
+              <w:spacing w:after="0" w:line="240" w:lineRule="auto"/>
+            </w:pPr>
+            <w:r>
+              <w:rPr>
+                <w:rFonts w:ascii="Consolas" w:hAnsi="Consolas"/>
+                <w:color w:val="131B1E"/>
+                <w:sz w:val="16"/>
+              </w:rPr>
+              <w:t>│         │   └─ _validate_horizon reads ONLY metadata, so the two heavy</w:t>
+            </w:r>
+          </w:p>
+          <w:p>
+            <w:pPr>
+              <w:spacing w:after="0" w:line="240" w:lineRule="auto"/>
+            </w:pPr>
+            <w:r>
+              <w:rPr>
+                <w:rFonts w:ascii="Consolas" w:hAnsi="Consolas"/>
+                <w:color w:val="131B1E"/>
+                <w:sz w:val="16"/>
+              </w:rPr>
+              <w:t>│         │      stages are None. No fitting; the file runs in ~1s</w:t>
+            </w:r>
+          </w:p>
+          <w:p>
+            <w:pPr>
+              <w:spacing w:after="0" w:line="240" w:lineRule="auto"/>
+            </w:pPr>
+            <w:r>
+              <w:rPr>
+                <w:rFonts w:ascii="Consolas" w:hAnsi="Consolas"/>
+                <w:color w:val="131B1E"/>
+                <w:sz w:val="16"/>
+              </w:rPr>
+              <w:t>│         │</w:t>
+            </w:r>
+          </w:p>
+          <w:p>
+            <w:pPr>
+              <w:spacing w:after="0" w:line="240" w:lineRule="auto"/>
+            </w:pPr>
+            <w:r>
+              <w:rPr>
+                <w:rFonts w:ascii="Consolas" w:hAnsi="Consolas"/>
+                <w:color w:val="131B1E"/>
+                <w:sz w:val="16"/>
+              </w:rPr>
+              <w:t>│         ├─ earliest_forecast_date == train_end + 1 day</w:t>
+            </w:r>
+          </w:p>
+          <w:p>
+            <w:pPr>
+              <w:spacing w:after="0" w:line="240" w:lineRule="auto"/>
+            </w:pPr>
+            <w:r>
+              <w:rPr>
+                <w:rFonts w:ascii="Consolas" w:hAnsi="Consolas"/>
+                <w:color w:val="131B1E"/>
+                <w:sz w:val="16"/>
+              </w:rPr>
+              <w:t>│         ├─ horizon == max_horizon_days            accepted</w:t>
+            </w:r>
+          </w:p>
+          <w:p>
+            <w:pPr>
+              <w:spacing w:after="0" w:line="240" w:lineRule="auto"/>
+            </w:pPr>
+            <w:r>
+              <w:rPr>
+                <w:rFonts w:ascii="Consolas" w:hAnsi="Consolas"/>
+                <w:color w:val="131B1E"/>
+                <w:sz w:val="16"/>
+              </w:rPr>
+              <w:t>│         ├─ horizon == max_horizon_days + 1  ──► ValueError</w:t>
+            </w:r>
+          </w:p>
+          <w:p>
+            <w:pPr>
+              <w:spacing w:after="0" w:line="240" w:lineRule="auto"/>
+            </w:pPr>
+            <w:r>
+              <w:rPr>
+                <w:rFonts w:ascii="Consolas" w:hAnsi="Consolas"/>
+                <w:color w:val="131B1E"/>
+                <w:sz w:val="16"/>
+              </w:rPr>
+              <w:t>│         ├─ start inside the training window ──► ValueError</w:t>
+            </w:r>
+          </w:p>
+          <w:p>
+            <w:pPr>
+              <w:spacing w:after="0" w:line="240" w:lineRule="auto"/>
+            </w:pPr>
+            <w:r>
+              <w:rPr>
+                <w:rFonts w:ascii="Consolas" w:hAnsi="Consolas"/>
+                <w:color w:val="131B1E"/>
+                <w:sz w:val="16"/>
+              </w:rPr>
+              <w:t>│         ├─ start == train_end               ──► ValueError   off-by-one</w:t>
+            </w:r>
+          </w:p>
+          <w:p>
+            <w:pPr>
+              <w:spacing w:after="0" w:line="240" w:lineRule="auto"/>
+            </w:pPr>
+            <w:r>
+              <w:rPr>
+                <w:rFonts w:ascii="Consolas" w:hAnsi="Consolas"/>
+                <w:color w:val="131B1E"/>
+                <w:sz w:val="16"/>
+              </w:rPr>
+              <w:t>│         └─ start later than earliest        accepted   cascade extrapolates</w:t>
+            </w:r>
+          </w:p>
+          <w:p>
+            <w:pPr>
+              <w:spacing w:after="0" w:line="240" w:lineRule="auto"/>
+            </w:pPr>
+            <w:r>
+              <w:rPr>
+                <w:rFonts w:ascii="Consolas" w:hAnsi="Consolas"/>
+                <w:color w:val="131B1E"/>
+                <w:sz w:val="16"/>
+              </w:rPr>
+              <w:t>│</w:t>
+            </w:r>
+          </w:p>
+          <w:p>
+            <w:pPr>
+              <w:spacing w:after="0" w:line="240" w:lineRule="auto"/>
+            </w:pPr>
+            <w:r>
+              <w:rPr>
+                <w:rFonts w:ascii="Consolas" w:hAnsi="Consolas"/>
+                <w:color w:val="131B1E"/>
+                <w:sz w:val="16"/>
+              </w:rPr>
+              <w:t>├─ test_api_schemas.py                                            10 tests</w:t>
+            </w:r>
+          </w:p>
+          <w:p>
+            <w:pPr>
+              <w:spacing w:after="0" w:line="240" w:lineRule="auto"/>
+            </w:pPr>
+            <w:r>
+              <w:rPr>
+                <w:rFonts w:ascii="Consolas" w:hAnsi="Consolas"/>
+                <w:color w:val="131B1E"/>
+                <w:sz w:val="16"/>
+              </w:rPr>
+              <w:t>│    └─ ForecastRequest(start_date, nuclear_avail)</w:t>
+            </w:r>
+          </w:p>
+          <w:p>
+            <w:pPr>
+              <w:spacing w:after="0" w:line="240" w:lineRule="auto"/>
+            </w:pPr>
+            <w:r>
+              <w:rPr>
+                <w:rFonts w:ascii="Consolas" w:hAnsi="Consolas"/>
+                <w:color w:val="131B1E"/>
+                <w:sz w:val="16"/>
+              </w:rPr>
+              <w:t>│         ├─ [29.0, 30.0]        ──► ValidationError "not GW"</w:t>
+            </w:r>
+          </w:p>
+          <w:p>
+            <w:pPr>
+              <w:spacing w:after="0" w:line="240" w:lineRule="auto"/>
+            </w:pPr>
+            <w:r>
+              <w:rPr>
+                <w:rFonts w:ascii="Consolas" w:hAnsi="Consolas"/>
+                <w:color w:val="131B1E"/>
+                <w:sz w:val="16"/>
+              </w:rPr>
+              <w:t>│         │                          ◄── the realistic error, not the obvious</w:t>
+            </w:r>
+          </w:p>
+          <w:p>
+            <w:pPr>
+              <w:spacing w:after="0" w:line="240" w:lineRule="auto"/>
+            </w:pPr>
+            <w:r>
+              <w:rPr>
+                <w:rFonts w:ascii="Consolas" w:hAnsi="Consolas"/>
+                <w:color w:val="131B1E"/>
+                <w:sz w:val="16"/>
+              </w:rPr>
+              <w:t>│         │                              one: passes every null and type check</w:t>
+            </w:r>
+          </w:p>
+          <w:p>
+            <w:pPr>
+              <w:spacing w:after="0" w:line="240" w:lineRule="auto"/>
+            </w:pPr>
+            <w:r>
+              <w:rPr>
+                <w:rFonts w:ascii="Consolas" w:hAnsi="Consolas"/>
+                <w:color w:val="131B1E"/>
+                <w:sz w:val="16"/>
+              </w:rPr>
+              <w:t>│         ├─ [30000.0, nan]      ──► "is NaN"</w:t>
+            </w:r>
+          </w:p>
+          <w:p>
+            <w:pPr>
+              <w:spacing w:after="0" w:line="240" w:lineRule="auto"/>
+            </w:pPr>
+            <w:r>
+              <w:rPr>
+                <w:rFonts w:ascii="Consolas" w:hAnsi="Consolas"/>
+                <w:color w:val="131B1E"/>
+                <w:sz w:val="16"/>
+              </w:rPr>
+              <w:t>│         ├─ [-1000.0]           ──► "outside the plausible range"</w:t>
+            </w:r>
+          </w:p>
+          <w:p>
+            <w:pPr>
+              <w:spacing w:after="0" w:line="240" w:lineRule="auto"/>
+            </w:pPr>
+            <w:r>
+              <w:rPr>
+                <w:rFonts w:ascii="Consolas" w:hAnsi="Consolas"/>
+                <w:color w:val="131B1E"/>
+                <w:sz w:val="16"/>
+              </w:rPr>
+              <w:t>│         ├─ [MAX + 1.0]         ──► "outside the plausible range"</w:t>
+            </w:r>
+          </w:p>
+          <w:p>
+            <w:pPr>
+              <w:spacing w:after="0" w:line="240" w:lineRule="auto"/>
+            </w:pPr>
+            <w:r>
+              <w:rPr>
+                <w:rFonts w:ascii="Consolas" w:hAnsi="Consolas"/>
+                <w:color w:val="131B1E"/>
+                <w:sz w:val="16"/>
+              </w:rPr>
+              <w:t>│         ├─ []                  ──► ValidationError   min_length=1</w:t>
+            </w:r>
+          </w:p>
+          <w:p>
+            <w:pPr>
+              <w:spacing w:after="0" w:line="240" w:lineRule="auto"/>
+            </w:pPr>
+            <w:r>
+              <w:rPr>
+                <w:rFonts w:ascii="Consolas" w:hAnsi="Consolas"/>
+                <w:color w:val="131B1E"/>
+                <w:sz w:val="16"/>
+              </w:rPr>
+              <w:t>│         ├─ [MIN, MAX]              accepted          edges are inclusive</w:t>
+            </w:r>
+          </w:p>
+          <w:p>
+            <w:pPr>
+              <w:spacing w:after="0" w:line="240" w:lineRule="auto"/>
+            </w:pPr>
+            <w:r>
+              <w:rPr>
+                <w:rFonts w:ascii="Consolas" w:hAnsi="Consolas"/>
+                <w:color w:val="131B1E"/>
+                <w:sz w:val="16"/>
+              </w:rPr>
+              <w:t>│         └─ [30000, 30000, 29]  ──► "nuclear_avail[2]"   names the index</w:t>
+            </w:r>
+          </w:p>
+          <w:p>
+            <w:pPr>
+              <w:spacing w:after="0" w:line="240" w:lineRule="auto"/>
+            </w:pPr>
+            <w:r>
+              <w:rPr>
+                <w:rFonts w:ascii="Consolas" w:hAnsi="Consolas"/>
+                <w:color w:val="131B1E"/>
+                <w:sz w:val="16"/>
+              </w:rPr>
+              <w:t>│</w:t>
+            </w:r>
+          </w:p>
+          <w:p>
+            <w:pPr>
+              <w:spacing w:after="0" w:line="240" w:lineRule="auto"/>
+            </w:pPr>
+            <w:r>
+              <w:rPr>
+                <w:rFonts w:ascii="Consolas" w:hAnsi="Consolas"/>
+                <w:color w:val="131B1E"/>
+                <w:sz w:val="16"/>
+              </w:rPr>
+              <w:t>├─ test_api_degraded.py                                            5 tests</w:t>
+            </w:r>
+          </w:p>
+          <w:p>
+            <w:pPr>
+              <w:spacing w:after="0" w:line="240" w:lineRule="auto"/>
+            </w:pPr>
+            <w:r>
+              <w:rPr>
+                <w:rFonts w:ascii="Consolas" w:hAnsi="Consolas"/>
+                <w:color w:val="131B1E"/>
+                <w:sz w:val="16"/>
+              </w:rPr>
+              <w:t>│    └─ monkeypatch main.load_model ─► raises;  TestClient(main.app)</w:t>
+            </w:r>
+          </w:p>
+          <w:p>
+            <w:pPr>
+              <w:spacing w:after="0" w:line="240" w:lineRule="auto"/>
+            </w:pPr>
+            <w:r>
+              <w:rPr>
+                <w:rFonts w:ascii="Consolas" w:hAnsi="Consolas"/>
+                <w:color w:val="131B1E"/>
+                <w:sz w:val="16"/>
+              </w:rPr>
+              <w:t>│         │   ▲</w:t>
+            </w:r>
+          </w:p>
+          <w:p>
+            <w:pPr>
+              <w:spacing w:after="0" w:line="240" w:lineRule="auto"/>
+            </w:pPr>
+            <w:r>
+              <w:rPr>
+                <w:rFonts w:ascii="Consolas" w:hAnsi="Consolas"/>
+                <w:color w:val="131B1E"/>
+                <w:sz w:val="16"/>
+              </w:rPr>
+              <w:t>│         │   └─ forces the modelless state EXPLICITLY rather than relying on</w:t>
+            </w:r>
+          </w:p>
+          <w:p>
+            <w:pPr>
+              <w:spacing w:after="0" w:line="240" w:lineRule="auto"/>
+            </w:pPr>
+            <w:r>
+              <w:rPr>
+                <w:rFonts w:ascii="Consolas" w:hAnsi="Consolas"/>
+                <w:color w:val="131B1E"/>
+                <w:sz w:val="16"/>
+              </w:rPr>
+              <w:t>│         │      CI having no registry, so it behaves identically on a</w:t>
+            </w:r>
+          </w:p>
+          <w:p>
+            <w:pPr>
+              <w:spacing w:after="0" w:line="240" w:lineRule="auto"/>
+            </w:pPr>
+            <w:r>
+              <w:rPr>
+                <w:rFonts w:ascii="Consolas" w:hAnsi="Consolas"/>
+                <w:color w:val="131B1E"/>
+                <w:sz w:val="16"/>
+              </w:rPr>
+              <w:t>│         │      developer machine that does have one</w:t>
+            </w:r>
+          </w:p>
+          <w:p>
+            <w:pPr>
+              <w:spacing w:after="0" w:line="240" w:lineRule="auto"/>
+            </w:pPr>
+            <w:r>
+              <w:rPr>
+                <w:rFonts w:ascii="Consolas" w:hAnsi="Consolas"/>
+                <w:color w:val="131B1E"/>
+                <w:sz w:val="16"/>
+              </w:rPr>
+              <w:t>│         │</w:t>
+            </w:r>
+          </w:p>
+          <w:p>
+            <w:pPr>
+              <w:spacing w:after="0" w:line="240" w:lineRule="auto"/>
+            </w:pPr>
+            <w:r>
+              <w:rPr>
+                <w:rFonts w:ascii="Consolas" w:hAnsi="Consolas"/>
+                <w:color w:val="131B1E"/>
+                <w:sz w:val="16"/>
+              </w:rPr>
+              <w:t>│         ├─ GET /health      ──► 503   never a bare 200</w:t>
+            </w:r>
+          </w:p>
+          <w:p>
+            <w:pPr>
+              <w:spacing w:after="0" w:line="240" w:lineRule="auto"/>
+            </w:pPr>
+            <w:r>
+              <w:rPr>
+                <w:rFonts w:ascii="Consolas" w:hAnsi="Consolas"/>
+                <w:color w:val="131B1E"/>
+                <w:sz w:val="16"/>
+              </w:rPr>
+              <w:t>│         ├─ POST /predict    ──► 503   "cannot serve forecasts"</w:t>
+            </w:r>
+          </w:p>
+          <w:p>
+            <w:pPr>
+              <w:spacing w:after="0" w:line="240" w:lineRule="auto"/>
+            </w:pPr>
+            <w:r>
+              <w:rPr>
+                <w:rFonts w:ascii="Consolas" w:hAnsi="Consolas"/>
+                <w:color w:val="131B1E"/>
+                <w:sz w:val="16"/>
+              </w:rPr>
+              <w:t>│         ├─ GET /model-info  ──► 503</w:t>
+            </w:r>
+          </w:p>
+          <w:p>
+            <w:pPr>
+              <w:spacing w:after="0" w:line="240" w:lineRule="auto"/>
+            </w:pPr>
+            <w:r>
+              <w:rPr>
+                <w:rFonts w:ascii="Consolas" w:hAnsi="Consolas"/>
+                <w:color w:val="131B1E"/>
+                <w:sz w:val="16"/>
+              </w:rPr>
+              <w:t>│         ├─ POST /predict with [29.0] ──► 422</w:t>
+            </w:r>
+          </w:p>
+          <w:p>
+            <w:pPr>
+              <w:spacing w:after="0" w:line="240" w:lineRule="auto"/>
+            </w:pPr>
+            <w:r>
+              <w:rPr>
+                <w:rFonts w:ascii="Consolas" w:hAnsi="Consolas"/>
+                <w:color w:val="131B1E"/>
+                <w:sz w:val="16"/>
+              </w:rPr>
+              <w:t>│         │      ◄── validation runs BEFORE the model is consulted: the client</w:t>
+            </w:r>
+          </w:p>
+          <w:p>
+            <w:pPr>
+              <w:spacing w:after="0" w:line="240" w:lineRule="auto"/>
+            </w:pPr>
+            <w:r>
+              <w:rPr>
+                <w:rFonts w:ascii="Consolas" w:hAnsi="Consolas"/>
+                <w:color w:val="131B1E"/>
+                <w:sz w:val="16"/>
+              </w:rPr>
+              <w:t>│         │          must learn its payload is wrong regardless of server state</w:t>
+            </w:r>
+          </w:p>
+          <w:p>
+            <w:pPr>
+              <w:spacing w:after="0" w:line="240" w:lineRule="auto"/>
+            </w:pPr>
+            <w:r>
+              <w:rPr>
+                <w:rFonts w:ascii="Consolas" w:hAnsi="Consolas"/>
+                <w:color w:val="131B1E"/>
+                <w:sz w:val="16"/>
+              </w:rPr>
+              <w:t>│         └─ GET /openapi.json ──► 200   response-model errors surface only here</w:t>
+            </w:r>
+          </w:p>
+          <w:p>
+            <w:pPr>
+              <w:spacing w:after="0" w:line="240" w:lineRule="auto"/>
+            </w:pPr>
+            <w:r>
+              <w:rPr>
+                <w:rFonts w:ascii="Consolas" w:hAnsi="Consolas"/>
+                <w:color w:val="131B1E"/>
+                <w:sz w:val="16"/>
+              </w:rPr>
+              <w:t>│</w:t>
+            </w:r>
+          </w:p>
+          <w:p>
+            <w:pPr>
+              <w:spacing w:after="0" w:line="240" w:lineRule="auto"/>
+            </w:pPr>
+            <w:r>
+              <w:rPr>
+                <w:rFonts w:ascii="Consolas" w:hAnsi="Consolas"/>
+                <w:color w:val="131B1E"/>
+                <w:sz w:val="16"/>
+              </w:rPr>
+              <w:t>└─ test_imports.py                                                19 tests</w:t>
+            </w:r>
+          </w:p>
+          <w:p>
+            <w:pPr>
+              <w:spacing w:after="0" w:line="240" w:lineRule="auto"/>
+            </w:pPr>
+            <w:r>
+              <w:rPr>
+                <w:rFonts w:ascii="Consolas" w:hAnsi="Consolas"/>
+                <w:color w:val="131B1E"/>
+                <w:sz w:val="16"/>
+              </w:rPr>
+              <w:t xml:space="preserve">     ├─ 13 API-path modules              plain import</w:t>
+            </w:r>
+          </w:p>
+          <w:p>
+            <w:pPr>
+              <w:spacing w:after="0" w:line="240" w:lineRule="auto"/>
+            </w:pPr>
+            <w:r>
+              <w:rPr>
+                <w:rFonts w:ascii="Consolas" w:hAnsi="Consolas"/>
+                <w:color w:val="131B1E"/>
+                <w:sz w:val="16"/>
+              </w:rPr>
+              <w:t xml:space="preserve">     ├─  2 training modules              importorskip("optuna")</w:t>
+            </w:r>
+          </w:p>
+          <w:p>
+            <w:pPr>
+              <w:spacing w:after="0" w:line="240" w:lineRule="auto"/>
+            </w:pPr>
+            <w:r>
+              <w:rPr>
+                <w:rFonts w:ascii="Consolas" w:hAnsi="Consolas"/>
+                <w:color w:val="131B1E"/>
+                <w:sz w:val="16"/>
+              </w:rPr>
+              <w:t xml:space="preserve">     ├─  3 UI modules                    importorskip("streamlit")</w:t>
+            </w:r>
+          </w:p>
+          <w:p>
+            <w:pPr>
+              <w:spacing w:after="0" w:line="240" w:lineRule="auto"/>
+            </w:pPr>
+            <w:r>
+              <w:rPr>
+                <w:rFonts w:ascii="Consolas" w:hAnsi="Consolas"/>
+                <w:color w:val="131B1E"/>
+                <w:sz w:val="16"/>
+              </w:rPr>
+              <w:t xml:space="preserve">     │      ▲</w:t>
+            </w:r>
+          </w:p>
+          <w:p>
+            <w:pPr>
+              <w:spacing w:after="0" w:line="240" w:lineRule="auto"/>
+            </w:pPr>
+            <w:r>
+              <w:rPr>
+                <w:rFonts w:ascii="Consolas" w:hAnsi="Consolas"/>
+                <w:color w:val="131B1E"/>
+                <w:sz w:val="16"/>
+              </w:rPr>
+              <w:t xml:space="preserve">     │      └─ the guards are what let the SAME suite run against the slim</w:t>
+            </w:r>
+          </w:p>
+          <w:p>
+            <w:pPr>
+              <w:spacing w:after="0" w:line="240" w:lineRule="auto"/>
+            </w:pPr>
+            <w:r>
+              <w:rPr>
+                <w:rFonts w:ascii="Consolas" w:hAnsi="Consolas"/>
+                <w:color w:val="131B1E"/>
+                <w:sz w:val="16"/>
+              </w:rPr>
+              <w:t xml:space="preserve">     │         serving dependency set, which is how the optuna defect below</w:t>
+            </w:r>
+          </w:p>
+          <w:p>
+            <w:pPr>
+              <w:spacing w:after="0" w:line="240" w:lineRule="auto"/>
+            </w:pPr>
+            <w:r>
+              <w:rPr>
+                <w:rFonts w:ascii="Consolas" w:hAnsi="Consolas"/>
+                <w:color w:val="131B1E"/>
+                <w:sz w:val="16"/>
+              </w:rPr>
+              <w:t xml:space="preserve">     │         was found</w:t>
+            </w:r>
+          </w:p>
+          <w:p>
+            <w:pPr>
+              <w:spacing w:after="0" w:line="240" w:lineRule="auto"/>
+            </w:pPr>
+            <w:r>
+              <w:rPr>
+                <w:rFonts w:ascii="Consolas" w:hAnsi="Consolas"/>
+                <w:color w:val="131B1E"/>
+                <w:sz w:val="16"/>
+              </w:rPr>
+              <w:t xml:space="preserve">     └─ app.routes contains /health /model-info /predict /backtest-metrics</w:t>
+            </w:r>
+          </w:p>
+        </w:tc>
+      </w:tr>
+    </w:tbl>
+    <w:p>
+      <w:pPr>
+        <w:spacing w:after="120"/>
+      </w:pPr>
+    </w:p>
+    <w:p>
+      <w:pPr>
+        <w:spacing w:after="180" w:line="300" w:lineRule="auto"/>
+      </w:pPr>
+      <w:r>
+        <w:rPr>
+          <w:rFonts w:ascii="Georgia" w:hAnsi="Georgia"/>
+          <w:b/>
+          <w:color w:val="131B1E"/>
+          <w:sz w:val="21"/>
+        </w:rPr>
+        <w:t>Why this file set exists.</w:t>
+      </w:r>
+      <w:r>
+        <w:rPr>
+          <w:rFonts w:ascii="Georgia" w:hAnsi="Georgia"/>
+          <w:color w:val="131B1E"/>
+          <w:sz w:val="21"/>
+        </w:rPr>
+        <w:t xml:space="preserve"> Every "why" in this document is an assertion about behaviour. Before </w:t>
+      </w:r>
+      <w:r>
+        <w:rPr>
+          <w:rFonts w:ascii="Consolas" w:hAnsi="Consolas"/>
+          <w:color w:val="0E5D6E"/>
+          <w:sz w:val="19"/>
+        </w:rPr>
+        <w:t>tests/</w:t>
+      </w:r>
+      <w:r>
+        <w:rPr>
+          <w:rFonts w:ascii="Georgia" w:hAnsi="Georgia"/>
+          <w:color w:val="131B1E"/>
+          <w:sz w:val="21"/>
+        </w:rPr>
+        <w:t>, none was enforced, and a refactor could silently reintroduce the degree-day ordering defect that made the migrated code non-functional.</w:t>
+      </w:r>
+    </w:p>
+    <w:p>
+      <w:pPr>
+        <w:keepNext/>
+        <w:spacing w:before="400" w:after="120"/>
+      </w:pPr>
+      <w:r>
+        <w:rPr>
+          <w:rFonts w:ascii="Segoe UI" w:hAnsi="Segoe UI"/>
+          <w:b/>
+          <w:color w:val="131B1E"/>
+          <w:sz w:val="21"/>
+        </w:rPr>
+        <w:t>What is asserted, and what is deliberately not</w:t>
+      </w:r>
+    </w:p>
+    <w:p>
+      <w:pPr>
+        <w:pStyle w:val="ListBullet"/>
+        <w:spacing w:after="100" w:line="288" w:lineRule="auto"/>
+      </w:pPr>
+      <w:r>
+        <w:rPr>
+          <w:rFonts w:ascii="Georgia" w:hAnsi="Georgia"/>
+          <w:b/>
+          <w:color w:val="131B1E"/>
+          <w:sz w:val="21"/>
+        </w:rPr>
+        <w:t>Why contracts, not accuracy.</w:t>
+      </w:r>
+      <w:r>
+        <w:rPr>
+          <w:rFonts w:ascii="Georgia" w:hAnsi="Georgia"/>
+          <w:color w:val="131B1E"/>
+          <w:sz w:val="21"/>
+        </w:rPr>
+        <w:t xml:space="preserve"> A test asserting </w:t>
+      </w:r>
+      <w:r>
+        <w:rPr>
+          <w:rFonts w:ascii="Consolas" w:hAnsi="Consolas"/>
+          <w:color w:val="0E5D6E"/>
+          <w:sz w:val="19"/>
+        </w:rPr>
+        <w:t>mae &lt; 9.0</w:t>
+      </w:r>
+      <w:r>
+        <w:rPr>
+          <w:rFonts w:ascii="Georgia" w:hAnsi="Georgia"/>
+          <w:color w:val="131B1E"/>
+          <w:sz w:val="21"/>
+        </w:rPr>
+        <w:t xml:space="preserve"> pins a </w:t>
+      </w:r>
+      <w:r>
+        <w:rPr>
+          <w:rFonts w:ascii="Georgia" w:hAnsi="Georgia"/>
+          <w:i/>
+          <w:color w:val="131B1E"/>
+          <w:sz w:val="21"/>
+        </w:rPr>
+        <w:t>result</w:t>
+      </w:r>
+      <w:r>
+        <w:rPr>
+          <w:rFonts w:ascii="Georgia" w:hAnsi="Georgia"/>
+          <w:color w:val="131B1E"/>
+          <w:sz w:val="21"/>
+        </w:rPr>
+        <w:t xml:space="preserve">. Results move when data, folds or hyperparameters move; the test then fails for reasons that are not bugs, gets marked </w:t>
+      </w:r>
+      <w:r>
+        <w:rPr>
+          <w:rFonts w:ascii="Consolas" w:hAnsi="Consolas"/>
+          <w:color w:val="0E5D6E"/>
+          <w:sz w:val="19"/>
+        </w:rPr>
+        <w:t>xfail</w:t>
+      </w:r>
+      <w:r>
+        <w:rPr>
+          <w:rFonts w:ascii="Georgia" w:hAnsi="Georgia"/>
+          <w:color w:val="131B1E"/>
+          <w:sz w:val="21"/>
+        </w:rPr>
+        <w:t xml:space="preserve">, and stops meaning anything. Worse, the failure mode this project actually has — leakage — makes the score </w:t>
+      </w:r>
+      <w:r>
+        <w:rPr>
+          <w:rFonts w:ascii="Georgia" w:hAnsi="Georgia"/>
+          <w:i/>
+          <w:color w:val="131B1E"/>
+          <w:sz w:val="21"/>
+        </w:rPr>
+        <w:t>better</w:t>
+      </w:r>
+      <w:r>
+        <w:rPr>
+          <w:rFonts w:ascii="Georgia" w:hAnsi="Georgia"/>
+          <w:color w:val="131B1E"/>
+          <w:sz w:val="21"/>
+        </w:rPr>
+        <w:t>, so an accuracy threshold would pass a leaking pipeline. Accuracy belongs to the walk-forward backtest, which needs the real dataset.</w:t>
+      </w:r>
+    </w:p>
+    <w:p>
+      <w:pPr>
+        <w:pStyle w:val="ListBullet"/>
+        <w:spacing w:after="100" w:line="288" w:lineRule="auto"/>
+      </w:pPr>
+      <w:r>
+        <w:rPr>
+          <w:rFonts w:ascii="Georgia" w:hAnsi="Georgia"/>
+          <w:b/>
+          <w:color w:val="131B1E"/>
+          <w:sz w:val="21"/>
+        </w:rPr>
+        <w:t>Why the real config rather than a fixture stub.</w:t>
+      </w:r>
+      <w:r>
+        <w:rPr>
+          <w:rFonts w:ascii="Georgia" w:hAnsi="Georgia"/>
+          <w:color w:val="131B1E"/>
+          <w:sz w:val="21"/>
+        </w:rPr>
+        <w:t xml:space="preserve"> The invariants under test are config-driven: the HDD/CDD reference, the 22-name feature order, the 731-day window, the 31-day horizon cap. A stub would test the stub.</w:t>
+      </w:r>
+    </w:p>
+    <w:p>
+      <w:pPr>
+        <w:pStyle w:val="ListBullet"/>
+        <w:spacing w:after="100" w:line="288" w:lineRule="auto"/>
+      </w:pPr>
+      <w:r>
+        <w:rPr>
+          <w:rFonts w:ascii="Georgia" w:hAnsi="Georgia"/>
+          <w:b/>
+          <w:color w:val="131B1E"/>
+          <w:sz w:val="21"/>
+        </w:rPr>
+        <w:t>Why synthetic data rather than a sample of the real CSVs.</w:t>
+      </w:r>
+      <w:r>
+        <w:rPr>
+          <w:rFonts w:ascii="Georgia" w:hAnsi="Georgia"/>
+          <w:color w:val="131B1E"/>
+          <w:sz w:val="21"/>
+        </w:rPr>
+        <w:t xml:space="preserve"> No credentials, no licence question, no 2 MB fixture in git, and the frame is generated deterministically from a seeded RNG. Only the schema and the date index matter for a structural invariant.</w:t>
+      </w:r>
+    </w:p>
+    <w:p>
+      <w:pPr>
+        <w:pStyle w:val="ListBullet"/>
+        <w:spacing w:after="100" w:line="288" w:lineRule="auto"/>
+      </w:pPr>
+      <w:r>
+        <w:rPr>
+          <w:rFonts w:ascii="Georgia" w:hAnsi="Georgia"/>
+          <w:b/>
+          <w:color w:val="131B1E"/>
+          <w:sz w:val="21"/>
+        </w:rPr>
+        <w:t>Alternative considered — `hypothesis` property tests.</w:t>
+      </w:r>
+      <w:r>
+        <w:rPr>
+          <w:rFonts w:ascii="Georgia" w:hAnsi="Georgia"/>
+          <w:color w:val="131B1E"/>
+          <w:sz w:val="21"/>
+        </w:rPr>
+        <w:t xml:space="preserve"> Attractive for the degree-day complementarity property in particular. Not adopted: the invariants here are few and specific, and a failing example from a property test is harder to read than a named test. Worth revisiting if the feature set grows.</w:t>
+      </w:r>
+    </w:p>
+    <w:p>
+      <w:pPr>
+        <w:keepNext/>
+        <w:spacing w:before="400" w:after="120"/>
+      </w:pPr>
+      <w:r>
+        <w:rPr>
+          <w:rFonts w:ascii="Segoe UI" w:hAnsi="Segoe UI"/>
+          <w:b/>
+          <w:color w:val="0E5D6E"/>
+          <w:sz w:val="19"/>
+        </w:rPr>
+        <w:t>PriceForecaster(cascade=None, price_model=None, ...)</w:t>
+      </w:r>
+    </w:p>
+    <w:p>
+      <w:pPr>
+        <w:pStyle w:val="ListBullet"/>
+        <w:spacing w:after="100" w:line="288" w:lineRule="auto"/>
+      </w:pPr>
+      <w:r>
+        <w:rPr>
+          <w:rFonts w:ascii="Georgia" w:hAnsi="Georgia"/>
+          <w:b/>
+          <w:color w:val="131B1E"/>
+          <w:sz w:val="21"/>
+        </w:rPr>
+        <w:t>Why constructing an intentionally half-built object is acceptable here.</w:t>
+      </w:r>
+      <w:r>
+        <w:rPr>
+          <w:rFonts w:ascii="Georgia" w:hAnsi="Georgia"/>
+          <w:color w:val="131B1E"/>
+          <w:sz w:val="21"/>
+        </w:rPr>
+        <w:t xml:space="preserve"> </w:t>
+      </w:r>
+      <w:r>
+        <w:rPr>
+          <w:rFonts w:ascii="Consolas" w:hAnsi="Consolas"/>
+          <w:color w:val="0E5D6E"/>
+          <w:sz w:val="19"/>
+        </w:rPr>
+        <w:t>_validate_horizon</w:t>
+      </w:r>
+      <w:r>
+        <w:rPr>
+          <w:rFonts w:ascii="Georgia" w:hAnsi="Georgia"/>
+          <w:color w:val="131B1E"/>
+          <w:sz w:val="21"/>
+        </w:rPr>
+        <w:t xml:space="preserve"> reads </w:t>
+      </w:r>
+      <w:r>
+        <w:rPr>
+          <w:rFonts w:ascii="Consolas" w:hAnsi="Consolas"/>
+          <w:color w:val="0E5D6E"/>
+          <w:sz w:val="19"/>
+        </w:rPr>
+        <w:t>self.metadata</w:t>
+      </w:r>
+      <w:r>
+        <w:rPr>
+          <w:rFonts w:ascii="Georgia" w:hAnsi="Georgia"/>
+          <w:color w:val="131B1E"/>
+          <w:sz w:val="21"/>
+        </w:rPr>
+        <w:t xml:space="preserve"> and nothing else, so the two expensive stages are unnecessary. Fitting a real cascade to test a date comparison would turn a 1-second file into a 30-second one and couple the horizon tests to feature-engineering correctness.</w:t>
+      </w:r>
+    </w:p>
+    <w:p>
+      <w:pPr>
+        <w:pStyle w:val="ListBullet"/>
+        <w:spacing w:after="100" w:line="288" w:lineRule="auto"/>
+      </w:pPr>
+      <w:r>
+        <w:rPr>
+          <w:rFonts w:ascii="Georgia" w:hAnsi="Georgia"/>
+          <w:b/>
+          <w:color w:val="131B1E"/>
+          <w:sz w:val="21"/>
+        </w:rPr>
+        <w:t>The risk, and why it is bounded.</w:t>
+      </w:r>
+      <w:r>
+        <w:rPr>
+          <w:rFonts w:ascii="Georgia" w:hAnsi="Georgia"/>
+          <w:color w:val="131B1E"/>
+          <w:sz w:val="21"/>
+        </w:rPr>
+        <w:t xml:space="preserve"> If </w:t>
+      </w:r>
+      <w:r>
+        <w:rPr>
+          <w:rFonts w:ascii="Consolas" w:hAnsi="Consolas"/>
+          <w:color w:val="0E5D6E"/>
+          <w:sz w:val="19"/>
+        </w:rPr>
+        <w:t>_validate_horizon</w:t>
+      </w:r>
+      <w:r>
+        <w:rPr>
+          <w:rFonts w:ascii="Georgia" w:hAnsi="Georgia"/>
+          <w:color w:val="131B1E"/>
+          <w:sz w:val="21"/>
+        </w:rPr>
+        <w:t xml:space="preserve"> ever starts touching </w:t>
+      </w:r>
+      <w:r>
+        <w:rPr>
+          <w:rFonts w:ascii="Consolas" w:hAnsi="Consolas"/>
+          <w:color w:val="0E5D6E"/>
+          <w:sz w:val="19"/>
+        </w:rPr>
+        <w:t>self.cascade</w:t>
+      </w:r>
+      <w:r>
+        <w:rPr>
+          <w:rFonts w:ascii="Georgia" w:hAnsi="Georgia"/>
+          <w:color w:val="131B1E"/>
+          <w:sz w:val="21"/>
+        </w:rPr>
+        <w:t xml:space="preserve">, these tests fail with </w:t>
+      </w:r>
+      <w:r>
+        <w:rPr>
+          <w:rFonts w:ascii="Consolas" w:hAnsi="Consolas"/>
+          <w:color w:val="0E5D6E"/>
+          <w:sz w:val="19"/>
+        </w:rPr>
+        <w:t>AttributeError</w:t>
+      </w:r>
+      <w:r>
+        <w:rPr>
+          <w:rFonts w:ascii="Georgia" w:hAnsi="Georgia"/>
+          <w:color w:val="131B1E"/>
+          <w:sz w:val="21"/>
+        </w:rPr>
+        <w:t xml:space="preserve"> on </w:t>
+      </w:r>
+      <w:r>
+        <w:rPr>
+          <w:rFonts w:ascii="Consolas" w:hAnsi="Consolas"/>
+          <w:color w:val="0E5D6E"/>
+          <w:sz w:val="19"/>
+        </w:rPr>
+        <w:t>None</w:t>
+      </w:r>
+      <w:r>
+        <w:rPr>
+          <w:rFonts w:ascii="Georgia" w:hAnsi="Georgia"/>
+          <w:color w:val="131B1E"/>
+          <w:sz w:val="21"/>
+        </w:rPr>
+        <w:t xml:space="preserve"> rather than passing vacuously. A failure that loud is an acceptable guard.</w:t>
+      </w:r>
+    </w:p>
+    <w:p>
+      <w:pPr>
+        <w:spacing w:before="80" w:after="80"/>
+        <w:pBdr>
+          <w:bottom w:val="single" w:sz="6" w:space="1" w:color="CBD6D7"/>
+        </w:pBdr>
+      </w:pPr>
+    </w:p>
+    <w:p>
+      <w:pPr>
+        <w:keepNext/>
+        <w:spacing w:before="400" w:after="120"/>
+      </w:pPr>
+      <w:r>
+        <w:rPr>
+          <w:rFonts w:ascii="Segoe UI" w:hAnsi="Segoe UI"/>
+          <w:b/>
+          <w:color w:val="0E5D6E"/>
+          <w:sz w:val="23"/>
+        </w:rPr>
+        <w:t>.github/workflows/ci.yml</w:t>
+      </w:r>
+    </w:p>
+    <w:p>
+      <w:pPr>
+        <w:spacing w:after="180" w:line="300" w:lineRule="auto"/>
+      </w:pPr>
+      <w:r>
+        <w:rPr>
+          <w:rFonts w:ascii="Georgia" w:hAnsi="Georgia"/>
+          <w:b/>
+          <w:color w:val="131B1E"/>
+          <w:sz w:val="21"/>
+        </w:rPr>
+        <w:t>Job flow</w:t>
+      </w:r>
+    </w:p>
+    <w:tbl>
+      <w:tblPr>
+        <w:tblW w:type="auto" w:w="0"/>
+        <w:jc w:val="left"/>
+        <w:tblLook w:firstColumn="1" w:firstRow="1" w:lastColumn="0" w:lastRow="0" w:noHBand="0" w:noVBand="1" w:val="04A0"/>
+      </w:tblPr>
+      <w:tblGrid>
+        <w:gridCol w:w="9360"/>
+      </w:tblGrid>
+      <w:tr>
+        <w:tc>
+          <w:tcPr>
+            <w:tcW w:type="dxa" w:w="9360"/>
+            <w:shd w:val="clear" w:color="auto" w:fill="F1F4F4"/>
+          </w:tcPr>
+          <w:p>
+            <w:pPr>
+              <w:spacing w:after="0" w:line="240" w:lineRule="auto"/>
+            </w:pPr>
+            <w:r>
+              <w:rPr>
+                <w:rFonts w:ascii="Consolas" w:hAnsi="Consolas"/>
+                <w:color w:val="131B1E"/>
+                <w:sz w:val="16"/>
+              </w:rPr>
+              <w:t>push / pull_request</w:t>
+            </w:r>
+          </w:p>
+          <w:p>
+            <w:pPr>
+              <w:spacing w:after="0" w:line="240" w:lineRule="auto"/>
+            </w:pPr>
+            <w:r>
+              <w:rPr>
+                <w:rFonts w:ascii="Consolas" w:hAnsi="Consolas"/>
+                <w:color w:val="131B1E"/>
+                <w:sz w:val="16"/>
+              </w:rPr>
+              <w:t>│</w:t>
+            </w:r>
+          </w:p>
+          <w:p>
+            <w:pPr>
+              <w:spacing w:after="0" w:line="240" w:lineRule="auto"/>
+            </w:pPr>
+            <w:r>
+              <w:rPr>
+                <w:rFonts w:ascii="Consolas" w:hAnsi="Consolas"/>
+                <w:color w:val="131B1E"/>
+                <w:sz w:val="16"/>
+              </w:rPr>
+              <w:t>├─ secrets ────────────────────────────────── independent, fails fast</w:t>
+            </w:r>
+          </w:p>
+          <w:p>
+            <w:pPr>
+              <w:spacing w:after="0" w:line="240" w:lineRule="auto"/>
+            </w:pPr>
+            <w:r>
+              <w:rPr>
+                <w:rFonts w:ascii="Consolas" w:hAnsi="Consolas"/>
+                <w:color w:val="131B1E"/>
+                <w:sz w:val="16"/>
+              </w:rPr>
+              <w:t>│    ├─ git ls-files for .env *.pem *.key mlflow.db *.bak</w:t>
+            </w:r>
+          </w:p>
+          <w:p>
+            <w:pPr>
+              <w:spacing w:after="0" w:line="240" w:lineRule="auto"/>
+            </w:pPr>
+            <w:r>
+              <w:rPr>
+                <w:rFonts w:ascii="Consolas" w:hAnsi="Consolas"/>
+                <w:color w:val="131B1E"/>
+                <w:sz w:val="16"/>
+              </w:rPr>
+              <w:t>│    │      └─ any match ──► ::error:: and exit 1</w:t>
+            </w:r>
+          </w:p>
+          <w:p>
+            <w:pPr>
+              <w:spacing w:after="0" w:line="240" w:lineRule="auto"/>
+            </w:pPr>
+            <w:r>
+              <w:rPr>
+                <w:rFonts w:ascii="Consolas" w:hAnsi="Consolas"/>
+                <w:color w:val="131B1E"/>
+                <w:sz w:val="16"/>
+              </w:rPr>
+              <w:t>│    └─ git grep for AKIA ids, assigned secret keys, PRIVATE KEY blocks</w:t>
+            </w:r>
+          </w:p>
+          <w:p>
+            <w:pPr>
+              <w:spacing w:after="0" w:line="240" w:lineRule="auto"/>
+            </w:pPr>
+            <w:r>
+              <w:rPr>
+                <w:rFonts w:ascii="Consolas" w:hAnsi="Consolas"/>
+                <w:color w:val="131B1E"/>
+                <w:sz w:val="16"/>
+              </w:rPr>
+              <w:t>│           ▲</w:t>
+            </w:r>
+          </w:p>
+          <w:p>
+            <w:pPr>
+              <w:spacing w:after="0" w:line="240" w:lineRule="auto"/>
+            </w:pPr>
+            <w:r>
+              <w:rPr>
+                <w:rFonts w:ascii="Consolas" w:hAnsi="Consolas"/>
+                <w:color w:val="131B1E"/>
+                <w:sz w:val="16"/>
+              </w:rPr>
+              <w:t>│           └─ scans the TREE, not the diff, so it also catches anything</w:t>
+            </w:r>
+          </w:p>
+          <w:p>
+            <w:pPr>
+              <w:spacing w:after="0" w:line="240" w:lineRule="auto"/>
+            </w:pPr>
+            <w:r>
+              <w:rPr>
+                <w:rFonts w:ascii="Consolas" w:hAnsi="Consolas"/>
+                <w:color w:val="131B1E"/>
+                <w:sz w:val="16"/>
+              </w:rPr>
+              <w:t>│              committed before the local hook existed</w:t>
+            </w:r>
+          </w:p>
+          <w:p>
+            <w:pPr>
+              <w:spacing w:after="0" w:line="240" w:lineRule="auto"/>
+            </w:pPr>
+            <w:r>
+              <w:rPr>
+                <w:rFonts w:ascii="Consolas" w:hAnsi="Consolas"/>
+                <w:color w:val="131B1E"/>
+                <w:sz w:val="16"/>
+              </w:rPr>
+              <w:t>│</w:t>
+            </w:r>
+          </w:p>
+          <w:p>
+            <w:pPr>
+              <w:spacing w:after="0" w:line="240" w:lineRule="auto"/>
+            </w:pPr>
+            <w:r>
+              <w:rPr>
+                <w:rFonts w:ascii="Consolas" w:hAnsi="Consolas"/>
+                <w:color w:val="131B1E"/>
+                <w:sz w:val="16"/>
+              </w:rPr>
+              <w:t>├─ tests (serve)   pip install -r requirements-api.txt -r requirements-test.txt</w:t>
+            </w:r>
+          </w:p>
+          <w:p>
+            <w:pPr>
+              <w:spacing w:after="0" w:line="240" w:lineRule="auto"/>
+            </w:pPr>
+            <w:r>
+              <w:rPr>
+                <w:rFonts w:ascii="Consolas" w:hAnsi="Consolas"/>
+                <w:color w:val="131B1E"/>
+                <w:sz w:val="16"/>
+              </w:rPr>
+              <w:t>│    │   ▲</w:t>
+            </w:r>
+          </w:p>
+          <w:p>
+            <w:pPr>
+              <w:spacing w:after="0" w:line="240" w:lineRule="auto"/>
+            </w:pPr>
+            <w:r>
+              <w:rPr>
+                <w:rFonts w:ascii="Consolas" w:hAnsi="Consolas"/>
+                <w:color w:val="131B1E"/>
+                <w:sz w:val="16"/>
+              </w:rPr>
+              <w:t>│    │   └─ THE JOB THAT KEEPS THE REQUIREMENTS SPLIT HONEST. A training-only</w:t>
+            </w:r>
+          </w:p>
+          <w:p>
+            <w:pPr>
+              <w:spacing w:after="0" w:line="240" w:lineRule="auto"/>
+            </w:pPr>
+            <w:r>
+              <w:rPr>
+                <w:rFonts w:ascii="Consolas" w:hAnsi="Consolas"/>
+                <w:color w:val="131B1E"/>
+                <w:sz w:val="16"/>
+              </w:rPr>
+              <w:t>│    │      import leaking into the serving path fails here while</w:t>
+            </w:r>
+          </w:p>
+          <w:p>
+            <w:pPr>
+              <w:spacing w:after="0" w:line="240" w:lineRule="auto"/>
+            </w:pPr>
+            <w:r>
+              <w:rPr>
+                <w:rFonts w:ascii="Consolas" w:hAnsi="Consolas"/>
+                <w:color w:val="131B1E"/>
+                <w:sz w:val="16"/>
+              </w:rPr>
+              <w:t>│    │      tests (full) still passes. This is how the optuna defect surfaced.</w:t>
+            </w:r>
+          </w:p>
+          <w:p>
+            <w:pPr>
+              <w:spacing w:after="0" w:line="240" w:lineRule="auto"/>
+            </w:pPr>
+            <w:r>
+              <w:rPr>
+                <w:rFonts w:ascii="Consolas" w:hAnsi="Consolas"/>
+                <w:color w:val="131B1E"/>
+                <w:sz w:val="16"/>
+              </w:rPr>
+              <w:t>│    └─ pytest -v          expect 48 passed, 5 skipped</w:t>
+            </w:r>
+          </w:p>
+          <w:p>
+            <w:pPr>
+              <w:spacing w:after="0" w:line="240" w:lineRule="auto"/>
+            </w:pPr>
+            <w:r>
+              <w:rPr>
+                <w:rFonts w:ascii="Consolas" w:hAnsi="Consolas"/>
+                <w:color w:val="131B1E"/>
+                <w:sz w:val="16"/>
+              </w:rPr>
+              <w:t>│</w:t>
+            </w:r>
+          </w:p>
+          <w:p>
+            <w:pPr>
+              <w:spacing w:after="0" w:line="240" w:lineRule="auto"/>
+            </w:pPr>
+            <w:r>
+              <w:rPr>
+                <w:rFonts w:ascii="Consolas" w:hAnsi="Consolas"/>
+                <w:color w:val="131B1E"/>
+                <w:sz w:val="16"/>
+              </w:rPr>
+              <w:t>├─ tests (full)    pip install -r requirements.txt -r requirements-test.txt</w:t>
+            </w:r>
+          </w:p>
+          <w:p>
+            <w:pPr>
+              <w:spacing w:after="0" w:line="240" w:lineRule="auto"/>
+            </w:pPr>
+            <w:r>
+              <w:rPr>
+                <w:rFonts w:ascii="Consolas" w:hAnsi="Consolas"/>
+                <w:color w:val="131B1E"/>
+                <w:sz w:val="16"/>
+              </w:rPr>
+              <w:t>│    └─ pytest -v          expect 53 passed, 0 skipped</w:t>
+            </w:r>
+          </w:p>
+          <w:p>
+            <w:pPr>
+              <w:spacing w:after="0" w:line="240" w:lineRule="auto"/>
+            </w:pPr>
+            <w:r>
+              <w:rPr>
+                <w:rFonts w:ascii="Consolas" w:hAnsi="Consolas"/>
+                <w:color w:val="131B1E"/>
+                <w:sz w:val="16"/>
+              </w:rPr>
+              <w:t>│</w:t>
+            </w:r>
+          </w:p>
+          <w:p>
+            <w:pPr>
+              <w:spacing w:after="0" w:line="240" w:lineRule="auto"/>
+            </w:pPr>
+            <w:r>
+              <w:rPr>
+                <w:rFonts w:ascii="Consolas" w:hAnsi="Consolas"/>
+                <w:color w:val="131B1E"/>
+                <w:sz w:val="16"/>
+              </w:rPr>
+              <w:t>└─ images                  needs: [secrets, tests]</w:t>
+            </w:r>
+          </w:p>
+          <w:p>
+            <w:pPr>
+              <w:spacing w:after="0" w:line="240" w:lineRule="auto"/>
+            </w:pPr>
+            <w:r>
+              <w:rPr>
+                <w:rFonts w:ascii="Consolas" w:hAnsi="Consolas"/>
+                <w:color w:val="131B1E"/>
+                <w:sz w:val="16"/>
+              </w:rPr>
+              <w:t xml:space="preserve">     ├─ build :serve    REQUIREMENTS=requirements-api.txt   cache scope=serve</w:t>
+            </w:r>
+          </w:p>
+          <w:p>
+            <w:pPr>
+              <w:spacing w:after="0" w:line="240" w:lineRule="auto"/>
+            </w:pPr>
+            <w:r>
+              <w:rPr>
+                <w:rFonts w:ascii="Consolas" w:hAnsi="Consolas"/>
+                <w:color w:val="131B1E"/>
+                <w:sz w:val="16"/>
+              </w:rPr>
+              <w:t xml:space="preserve">     ├─ build :ui       REQUIREMENTS=requirements-ui.txt    cache scope=ui</w:t>
+            </w:r>
+          </w:p>
+          <w:p>
+            <w:pPr>
+              <w:spacing w:after="0" w:line="240" w:lineRule="auto"/>
+            </w:pPr>
+            <w:r>
+              <w:rPr>
+                <w:rFonts w:ascii="Consolas" w:hAnsi="Consolas"/>
+                <w:color w:val="131B1E"/>
+                <w:sz w:val="16"/>
+              </w:rPr>
+              <w:t xml:space="preserve">     │      ▲</w:t>
+            </w:r>
+          </w:p>
+          <w:p>
+            <w:pPr>
+              <w:spacing w:after="0" w:line="240" w:lineRule="auto"/>
+            </w:pPr>
+            <w:r>
+              <w:rPr>
+                <w:rFonts w:ascii="Consolas" w:hAnsi="Consolas"/>
+                <w:color w:val="131B1E"/>
+                <w:sz w:val="16"/>
+              </w:rPr>
+              <w:t xml:space="preserve">     │      └─ load: true, not push — the smoke step must run the image that</w:t>
+            </w:r>
+          </w:p>
+          <w:p>
+            <w:pPr>
+              <w:spacing w:after="0" w:line="240" w:lineRule="auto"/>
+            </w:pPr>
+            <w:r>
+              <w:rPr>
+                <w:rFonts w:ascii="Consolas" w:hAnsi="Consolas"/>
+                <w:color w:val="131B1E"/>
+                <w:sz w:val="16"/>
+              </w:rPr>
+              <w:t xml:space="preserve">     │         was just built, not a registry copy of something else</w:t>
+            </w:r>
+          </w:p>
+          <w:p>
+            <w:pPr>
+              <w:spacing w:after="0" w:line="240" w:lineRule="auto"/>
+            </w:pPr>
+            <w:r>
+              <w:rPr>
+                <w:rFonts w:ascii="Consolas" w:hAnsi="Consolas"/>
+                <w:color w:val="131B1E"/>
+                <w:sz w:val="16"/>
+              </w:rPr>
+              <w:t xml:space="preserve">     │</w:t>
+            </w:r>
+          </w:p>
+          <w:p>
+            <w:pPr>
+              <w:spacing w:after="0" w:line="240" w:lineRule="auto"/>
+            </w:pPr>
+            <w:r>
+              <w:rPr>
+                <w:rFonts w:ascii="Consolas" w:hAnsi="Consolas"/>
+                <w:color w:val="131B1E"/>
+                <w:sz w:val="16"/>
+              </w:rPr>
+              <w:t xml:space="preserve">     └─ docker run -p 18000:8000 epex-forecaster:serve</w:t>
+            </w:r>
+          </w:p>
+          <w:p>
+            <w:pPr>
+              <w:spacing w:after="0" w:line="240" w:lineRule="auto"/>
+            </w:pPr>
+            <w:r>
+              <w:rPr>
+                <w:rFonts w:ascii="Consolas" w:hAnsi="Consolas"/>
+                <w:color w:val="131B1E"/>
+                <w:sz w:val="16"/>
+              </w:rPr>
+              <w:t xml:space="preserve">          │   ▲</w:t>
+            </w:r>
+          </w:p>
+          <w:p>
+            <w:pPr>
+              <w:spacing w:after="0" w:line="240" w:lineRule="auto"/>
+            </w:pPr>
+            <w:r>
+              <w:rPr>
+                <w:rFonts w:ascii="Consolas" w:hAnsi="Consolas"/>
+                <w:color w:val="131B1E"/>
+                <w:sz w:val="16"/>
+              </w:rPr>
+              <w:t xml:space="preserve">          │   └─ 18000, NOT 8000. A host process bound to 127.0.0.1:8000 wins</w:t>
+            </w:r>
+          </w:p>
+          <w:p>
+            <w:pPr>
+              <w:spacing w:after="0" w:line="240" w:lineRule="auto"/>
+            </w:pPr>
+            <w:r>
+              <w:rPr>
+                <w:rFonts w:ascii="Consolas" w:hAnsi="Consolas"/>
+                <w:color w:val="131B1E"/>
+                <w:sz w:val="16"/>
+              </w:rPr>
+              <w:t xml:space="preserve">          │      over Docker's 0.0.0.0:8000 proxy for loopback traffic, so a</w:t>
+            </w:r>
+          </w:p>
+          <w:p>
+            <w:pPr>
+              <w:spacing w:after="0" w:line="240" w:lineRule="auto"/>
+            </w:pPr>
+            <w:r>
+              <w:rPr>
+                <w:rFonts w:ascii="Consolas" w:hAnsi="Consolas"/>
+                <w:color w:val="131B1E"/>
+                <w:sz w:val="16"/>
+              </w:rPr>
+              <w:t xml:space="preserve">          │      curl to :8000 can answer from the HOST. That is not a</w:t>
+            </w:r>
+          </w:p>
+          <w:p>
+            <w:pPr>
+              <w:spacing w:after="0" w:line="240" w:lineRule="auto"/>
+            </w:pPr>
+            <w:r>
+              <w:rPr>
+                <w:rFonts w:ascii="Consolas" w:hAnsi="Consolas"/>
+                <w:color w:val="131B1E"/>
+                <w:sz w:val="16"/>
+              </w:rPr>
+              <w:t xml:space="preserve">          │      hypothetical — see CORRECTIONS.md finding 17.</w:t>
+            </w:r>
+          </w:p>
+          <w:p>
+            <w:pPr>
+              <w:spacing w:after="0" w:line="240" w:lineRule="auto"/>
+            </w:pPr>
+            <w:r>
+              <w:rPr>
+                <w:rFonts w:ascii="Consolas" w:hAnsi="Consolas"/>
+                <w:color w:val="131B1E"/>
+                <w:sz w:val="16"/>
+              </w:rPr>
+              <w:t xml:space="preserve">          │</w:t>
+            </w:r>
+          </w:p>
+          <w:p>
+            <w:pPr>
+              <w:spacing w:after="0" w:line="240" w:lineRule="auto"/>
+            </w:pPr>
+            <w:r>
+              <w:rPr>
+                <w:rFonts w:ascii="Consolas" w:hAnsi="Consolas"/>
+                <w:color w:val="131B1E"/>
+                <w:sz w:val="16"/>
+              </w:rPr>
+              <w:t xml:space="preserve">          ├─ poll /health up to 60s</w:t>
+            </w:r>
+          </w:p>
+          <w:p>
+            <w:pPr>
+              <w:spacing w:after="0" w:line="240" w:lineRule="auto"/>
+            </w:pPr>
+            <w:r>
+              <w:rPr>
+                <w:rFonts w:ascii="Consolas" w:hAnsi="Consolas"/>
+                <w:color w:val="131B1E"/>
+                <w:sz w:val="16"/>
+              </w:rPr>
+              <w:t xml:space="preserve">          │    ├─ 503 ─► PASS   expected: no registry in CI, and the API is</w:t>
+            </w:r>
+          </w:p>
+          <w:p>
+            <w:pPr>
+              <w:spacing w:after="0" w:line="240" w:lineRule="auto"/>
+            </w:pPr>
+            <w:r>
+              <w:rPr>
+                <w:rFonts w:ascii="Consolas" w:hAnsi="Consolas"/>
+                <w:color w:val="131B1E"/>
+                <w:sz w:val="16"/>
+              </w:rPr>
+              <w:t xml:space="preserve">          │    │                designed to capture a load failure and start</w:t>
+            </w:r>
+          </w:p>
+          <w:p>
+            <w:pPr>
+              <w:spacing w:after="0" w:line="240" w:lineRule="auto"/>
+            </w:pPr>
+            <w:r>
+              <w:rPr>
+                <w:rFonts w:ascii="Consolas" w:hAnsi="Consolas"/>
+                <w:color w:val="131B1E"/>
+                <w:sz w:val="16"/>
+              </w:rPr>
+              <w:t xml:space="preserve">          │    │                unhealthy rather than raise</w:t>
+            </w:r>
+          </w:p>
+          <w:p>
+            <w:pPr>
+              <w:spacing w:after="0" w:line="240" w:lineRule="auto"/>
+            </w:pPr>
+            <w:r>
+              <w:rPr>
+                <w:rFonts w:ascii="Consolas" w:hAnsi="Consolas"/>
+                <w:color w:val="131B1E"/>
+                <w:sz w:val="16"/>
+              </w:rPr>
+              <w:t xml:space="preserve">          │    ├─ 200 ─► PASS   a model was somehow available</w:t>
+            </w:r>
+          </w:p>
+          <w:p>
+            <w:pPr>
+              <w:spacing w:after="0" w:line="240" w:lineRule="auto"/>
+            </w:pPr>
+            <w:r>
+              <w:rPr>
+                <w:rFonts w:ascii="Consolas" w:hAnsi="Consolas"/>
+                <w:color w:val="131B1E"/>
+                <w:sz w:val="16"/>
+              </w:rPr>
+              <w:t xml:space="preserve">          │    └─ neither ─► ::error:: + docker logs + exit 1   crash-loop</w:t>
+            </w:r>
+          </w:p>
+          <w:p>
+            <w:pPr>
+              <w:spacing w:after="0" w:line="240" w:lineRule="auto"/>
+            </w:pPr>
+            <w:r>
+              <w:rPr>
+                <w:rFonts w:ascii="Consolas" w:hAnsi="Consolas"/>
+                <w:color w:val="131B1E"/>
+                <w:sz w:val="16"/>
+              </w:rPr>
+              <w:t xml:space="preserve">          │</w:t>
+            </w:r>
+          </w:p>
+          <w:p>
+            <w:pPr>
+              <w:spacing w:after="0" w:line="240" w:lineRule="auto"/>
+            </w:pPr>
+            <w:r>
+              <w:rPr>
+                <w:rFonts w:ascii="Consolas" w:hAnsi="Consolas"/>
+                <w:color w:val="131B1E"/>
+                <w:sz w:val="16"/>
+              </w:rPr>
+              <w:t xml:space="preserve">          ├─ /openapi.json parses and contains /predict</w:t>
+            </w:r>
+          </w:p>
+          <w:p>
+            <w:pPr>
+              <w:spacing w:after="0" w:line="240" w:lineRule="auto"/>
+            </w:pPr>
+            <w:r>
+              <w:rPr>
+                <w:rFonts w:ascii="Consolas" w:hAnsi="Consolas"/>
+                <w:color w:val="131B1E"/>
+                <w:sz w:val="16"/>
+              </w:rPr>
+              <w:t xml:space="preserve">          │      └─ response-model misconfiguration surfaces only at render</w:t>
+            </w:r>
+          </w:p>
+          <w:p>
+            <w:pPr>
+              <w:spacing w:after="0" w:line="240" w:lineRule="auto"/>
+            </w:pPr>
+            <w:r>
+              <w:rPr>
+                <w:rFonts w:ascii="Consolas" w:hAnsi="Consolas"/>
+                <w:color w:val="131B1E"/>
+                <w:sz w:val="16"/>
+              </w:rPr>
+              <w:t xml:space="preserve">          │</w:t>
+            </w:r>
+          </w:p>
+          <w:p>
+            <w:pPr>
+              <w:spacing w:after="0" w:line="240" w:lineRule="auto"/>
+            </w:pPr>
+            <w:r>
+              <w:rPr>
+                <w:rFonts w:ascii="Consolas" w:hAnsi="Consolas"/>
+                <w:color w:val="131B1E"/>
+                <w:sz w:val="16"/>
+              </w:rPr>
+              <w:t xml:space="preserve">          └─ docker exec id -u  != 0</w:t>
+            </w:r>
+          </w:p>
+          <w:p>
+            <w:pPr>
+              <w:spacing w:after="0" w:line="240" w:lineRule="auto"/>
+            </w:pPr>
+            <w:r>
+              <w:rPr>
+                <w:rFonts w:ascii="Consolas" w:hAnsi="Consolas"/>
+                <w:color w:val="131B1E"/>
+                <w:sz w:val="16"/>
+              </w:rPr>
+              <w:t xml:space="preserve">                 └─ else ::error:: container runs as root</w:t>
+            </w:r>
+          </w:p>
+        </w:tc>
+      </w:tr>
+    </w:tbl>
+    <w:p>
+      <w:pPr>
+        <w:spacing w:after="120"/>
+      </w:pPr>
+    </w:p>
+    <w:p>
+      <w:pPr>
+        <w:pStyle w:val="ListBullet"/>
+        <w:spacing w:after="100" w:line="288" w:lineRule="auto"/>
+      </w:pPr>
+      <w:r>
+        <w:rPr>
+          <w:rFonts w:ascii="Georgia" w:hAnsi="Georgia"/>
+          <w:b/>
+          <w:color w:val="131B1E"/>
+          <w:sz w:val="21"/>
+        </w:rPr>
+        <w:t>Why a 503 is a passing result.</w:t>
+      </w:r>
+      <w:r>
+        <w:rPr>
+          <w:rFonts w:ascii="Georgia" w:hAnsi="Georgia"/>
+          <w:color w:val="131B1E"/>
+          <w:sz w:val="21"/>
+        </w:rPr>
+        <w:t xml:space="preserve"> A service that reports healthy with no model is worse than one plainly down, because an orchestrator would route traffic to it. The smoke test therefore accepts "correctly unhealthy" and rejects both a crash-loop and a bare 200.</w:t>
+      </w:r>
+    </w:p>
+    <w:p>
+      <w:pPr>
+        <w:pStyle w:val="ListBullet"/>
+        <w:spacing w:after="100" w:line="288" w:lineRule="auto"/>
+      </w:pPr>
+      <w:r>
+        <w:rPr>
+          <w:rFonts w:ascii="Georgia" w:hAnsi="Georgia"/>
+          <w:b/>
+          <w:color w:val="131B1E"/>
+          <w:sz w:val="21"/>
+        </w:rPr>
+        <w:t>Why two dependency sets rather than one.</w:t>
+      </w:r>
+      <w:r>
+        <w:rPr>
+          <w:rFonts w:ascii="Georgia" w:hAnsi="Georgia"/>
+          <w:color w:val="131B1E"/>
+          <w:sz w:val="21"/>
+        </w:rPr>
+        <w:t xml:space="preserve"> The slim </w:t>
+      </w:r>
+      <w:r>
+        <w:rPr>
+          <w:rFonts w:ascii="Consolas" w:hAnsi="Consolas"/>
+          <w:color w:val="0E5D6E"/>
+          <w:sz w:val="19"/>
+        </w:rPr>
+        <w:t>:serve</w:t>
+      </w:r>
+      <w:r>
+        <w:rPr>
+          <w:rFonts w:ascii="Georgia" w:hAnsi="Georgia"/>
+          <w:color w:val="131B1E"/>
+          <w:sz w:val="21"/>
+        </w:rPr>
+        <w:t xml:space="preserve"> image exists to keep the inference surface small; without a job that runs against exactly that set, the claim decays silently. It decayed once already.</w:t>
+      </w:r>
+    </w:p>
+    <w:p>
+      <w:pPr>
+        <w:pStyle w:val="ListBullet"/>
+        <w:spacing w:after="100" w:line="288" w:lineRule="auto"/>
+      </w:pPr>
+      <w:r>
+        <w:rPr>
+          <w:rFonts w:ascii="Georgia" w:hAnsi="Georgia"/>
+          <w:b/>
+          <w:color w:val="131B1E"/>
+          <w:sz w:val="21"/>
+        </w:rPr>
+        <w:t>Why `ENV: local` is set workflow-wide and no AWS credentials exist.</w:t>
+      </w:r>
+      <w:r>
+        <w:rPr>
+          <w:rFonts w:ascii="Georgia" w:hAnsi="Georgia"/>
+          <w:color w:val="131B1E"/>
+          <w:sz w:val="21"/>
+        </w:rPr>
+        <w:t xml:space="preserve"> Nothing in CI should be able to reach the real bucket, and the cheapest way to guarantee that is to give it no way to try.</w:t>
+      </w:r>
+    </w:p>
+    <w:p>
+      <w:pPr>
+        <w:pStyle w:val="ListBullet"/>
+        <w:spacing w:after="100" w:line="288" w:lineRule="auto"/>
+      </w:pPr>
+      <w:r>
+        <w:rPr>
+          <w:rFonts w:ascii="Georgia" w:hAnsi="Georgia"/>
+          <w:b/>
+          <w:color w:val="131B1E"/>
+          <w:sz w:val="21"/>
+        </w:rPr>
+        <w:t>Alternative considered — `act` for local runs.</w:t>
+      </w:r>
+      <w:r>
+        <w:rPr>
+          <w:rFonts w:ascii="Georgia" w:hAnsi="Georgia"/>
+          <w:color w:val="131B1E"/>
+          <w:sz w:val="21"/>
+        </w:rPr>
+        <w:t xml:space="preserve"> Useful, not adopted: the two claims worth verifying locally (the slim set runs the suite; the container boots degraded) are both reproducible with plain </w:t>
+      </w:r>
+      <w:r>
+        <w:rPr>
+          <w:rFonts w:ascii="Consolas" w:hAnsi="Consolas"/>
+          <w:color w:val="0E5D6E"/>
+          <w:sz w:val="19"/>
+        </w:rPr>
+        <w:t>docker run</w:t>
+      </w:r>
+      <w:r>
+        <w:rPr>
+          <w:rFonts w:ascii="Georgia" w:hAnsi="Georgia"/>
+          <w:color w:val="131B1E"/>
+          <w:sz w:val="21"/>
+        </w:rPr>
+        <w:t xml:space="preserve">, documented in </w:t>
+      </w:r>
+      <w:r>
+        <w:rPr>
+          <w:rFonts w:ascii="Consolas" w:hAnsi="Consolas"/>
+          <w:color w:val="0E5D6E"/>
+          <w:sz w:val="19"/>
+        </w:rPr>
+        <w:t>CI.md</w:t>
+      </w:r>
+      <w:r>
+        <w:rPr>
+          <w:rFonts w:ascii="Georgia" w:hAnsi="Georgia"/>
+          <w:color w:val="131B1E"/>
+          <w:sz w:val="21"/>
+        </w:rPr>
+        <w:t>.</w:t>
+      </w:r>
+    </w:p>
+    <w:p>
+      <w:pPr>
+        <w:spacing w:before="80" w:after="80"/>
+        <w:pBdr>
+          <w:bottom w:val="single" w:sz="6" w:space="1" w:color="CBD6D7"/>
+        </w:pBdr>
+      </w:pPr>
+    </w:p>
+    <w:p>
+      <w:pPr>
+        <w:keepNext/>
+        <w:spacing w:before="400" w:after="120"/>
+      </w:pPr>
+      <w:r>
+        <w:rPr>
+          <w:rFonts w:ascii="Segoe UI" w:hAnsi="Segoe UI"/>
+          <w:b/>
+          <w:color w:val="0E5D6E"/>
+          <w:sz w:val="23"/>
+        </w:rPr>
+        <w:t>.github/workflows/publish.yml</w:t>
+      </w:r>
+    </w:p>
+    <w:p>
+      <w:pPr>
+        <w:spacing w:after="180" w:line="300" w:lineRule="auto"/>
+      </w:pPr>
+      <w:r>
+        <w:rPr>
+          <w:rFonts w:ascii="Georgia" w:hAnsi="Georgia"/>
+          <w:b/>
+          <w:color w:val="131B1E"/>
+          <w:sz w:val="21"/>
+        </w:rPr>
+        <w:t>Job flow</w:t>
+      </w:r>
+    </w:p>
+    <w:tbl>
+      <w:tblPr>
+        <w:tblW w:type="auto" w:w="0"/>
+        <w:jc w:val="left"/>
+        <w:tblLook w:firstColumn="1" w:firstRow="1" w:lastColumn="0" w:lastRow="0" w:noHBand="0" w:noVBand="1" w:val="04A0"/>
+      </w:tblPr>
+      <w:tblGrid>
+        <w:gridCol w:w="9360"/>
+      </w:tblGrid>
+      <w:tr>
+        <w:tc>
+          <w:tcPr>
+            <w:tcW w:type="dxa" w:w="9360"/>
+            <w:shd w:val="clear" w:color="auto" w:fill="F1F4F4"/>
+          </w:tcPr>
+          <w:p>
+            <w:pPr>
+              <w:spacing w:after="0" w:line="240" w:lineRule="auto"/>
+            </w:pPr>
+            <w:r>
+              <w:rPr>
+                <w:rFonts w:ascii="Consolas" w:hAnsi="Consolas"/>
+                <w:color w:val="131B1E"/>
+                <w:sz w:val="16"/>
+              </w:rPr>
+              <w:t>push tag v*  |  workflow_dispatch</w:t>
+            </w:r>
+          </w:p>
+          <w:p>
+            <w:pPr>
+              <w:spacing w:after="0" w:line="240" w:lineRule="auto"/>
+            </w:pPr>
+            <w:r>
+              <w:rPr>
+                <w:rFonts w:ascii="Consolas" w:hAnsi="Consolas"/>
+                <w:color w:val="131B1E"/>
+                <w:sz w:val="16"/>
+              </w:rPr>
+              <w:t>│</w:t>
+            </w:r>
+          </w:p>
+          <w:p>
+            <w:pPr>
+              <w:spacing w:after="0" w:line="240" w:lineRule="auto"/>
+            </w:pPr>
+            <w:r>
+              <w:rPr>
+                <w:rFonts w:ascii="Consolas" w:hAnsi="Consolas"/>
+                <w:color w:val="131B1E"/>
+                <w:sz w:val="16"/>
+              </w:rPr>
+              <w:t>├─ preflight                                    ALWAYS runs</w:t>
+            </w:r>
+          </w:p>
+          <w:p>
+            <w:pPr>
+              <w:spacing w:after="0" w:line="240" w:lineRule="auto"/>
+            </w:pPr>
+            <w:r>
+              <w:rPr>
+                <w:rFonts w:ascii="Consolas" w:hAnsi="Consolas"/>
+                <w:color w:val="131B1E"/>
+                <w:sz w:val="16"/>
+              </w:rPr>
+              <w:t>│    └─ AWS_ROLE_ARN, AWS_REGION, ECR_REPOSITORY all set?</w:t>
+            </w:r>
+          </w:p>
+          <w:p>
+            <w:pPr>
+              <w:spacing w:after="0" w:line="240" w:lineRule="auto"/>
+            </w:pPr>
+            <w:r>
+              <w:rPr>
+                <w:rFonts w:ascii="Consolas" w:hAnsi="Consolas"/>
+                <w:color w:val="131B1E"/>
+                <w:sz w:val="16"/>
+              </w:rPr>
+              <w:t>│         ├─ yes ─► configured=true  + summary "Publishing enabled"</w:t>
+            </w:r>
+          </w:p>
+          <w:p>
+            <w:pPr>
+              <w:spacing w:after="0" w:line="240" w:lineRule="auto"/>
+            </w:pPr>
+            <w:r>
+              <w:rPr>
+                <w:rFonts w:ascii="Consolas" w:hAnsi="Consolas"/>
+                <w:color w:val="131B1E"/>
+                <w:sz w:val="16"/>
+              </w:rPr>
+              <w:t>│         └─ no  ─► configured=false + summary explaining WHICH to set</w:t>
+            </w:r>
+          </w:p>
+          <w:p>
+            <w:pPr>
+              <w:spacing w:after="0" w:line="240" w:lineRule="auto"/>
+            </w:pPr>
+            <w:r>
+              <w:rPr>
+                <w:rFonts w:ascii="Consolas" w:hAnsi="Consolas"/>
+                <w:color w:val="131B1E"/>
+                <w:sz w:val="16"/>
+              </w:rPr>
+              <w:t>│                      ▲</w:t>
+            </w:r>
+          </w:p>
+          <w:p>
+            <w:pPr>
+              <w:spacing w:after="0" w:line="240" w:lineRule="auto"/>
+            </w:pPr>
+            <w:r>
+              <w:rPr>
+                <w:rFonts w:ascii="Consolas" w:hAnsi="Consolas"/>
+                <w:color w:val="131B1E"/>
+                <w:sz w:val="16"/>
+              </w:rPr>
+              <w:t>│                      └─ a bare skipped job is indistinguishable from a</w:t>
+            </w:r>
+          </w:p>
+          <w:p>
+            <w:pPr>
+              <w:spacing w:after="0" w:line="240" w:lineRule="auto"/>
+            </w:pPr>
+            <w:r>
+              <w:rPr>
+                <w:rFonts w:ascii="Consolas" w:hAnsi="Consolas"/>
+                <w:color w:val="131B1E"/>
+                <w:sz w:val="16"/>
+              </w:rPr>
+              <w:t>│                         broken one; this makes the reason visible</w:t>
+            </w:r>
+          </w:p>
+          <w:p>
+            <w:pPr>
+              <w:spacing w:after="0" w:line="240" w:lineRule="auto"/>
+            </w:pPr>
+            <w:r>
+              <w:rPr>
+                <w:rFonts w:ascii="Consolas" w:hAnsi="Consolas"/>
+                <w:color w:val="131B1E"/>
+                <w:sz w:val="16"/>
+              </w:rPr>
+              <w:t>│</w:t>
+            </w:r>
+          </w:p>
+          <w:p>
+            <w:pPr>
+              <w:spacing w:after="0" w:line="240" w:lineRule="auto"/>
+            </w:pPr>
+            <w:r>
+              <w:rPr>
+                <w:rFonts w:ascii="Consolas" w:hAnsi="Consolas"/>
+                <w:color w:val="131B1E"/>
+                <w:sz w:val="16"/>
+              </w:rPr>
+              <w:t>└─ build-push (matrix: serve, ui)     if: configured == 'true'</w:t>
+            </w:r>
+          </w:p>
+          <w:p>
+            <w:pPr>
+              <w:spacing w:after="0" w:line="240" w:lineRule="auto"/>
+            </w:pPr>
+            <w:r>
+              <w:rPr>
+                <w:rFonts w:ascii="Consolas" w:hAnsi="Consolas"/>
+                <w:color w:val="131B1E"/>
+                <w:sz w:val="16"/>
+              </w:rPr>
+              <w:t xml:space="preserve">     │                                permissions: id-token: write</w:t>
+            </w:r>
+          </w:p>
+          <w:p>
+            <w:pPr>
+              <w:spacing w:after="0" w:line="240" w:lineRule="auto"/>
+            </w:pPr>
+            <w:r>
+              <w:rPr>
+                <w:rFonts w:ascii="Consolas" w:hAnsi="Consolas"/>
+                <w:color w:val="131B1E"/>
+                <w:sz w:val="16"/>
+              </w:rPr>
+              <w:t xml:space="preserve">     ├─ configure-aws-credentials with role-to-assume</w:t>
+            </w:r>
+          </w:p>
+          <w:p>
+            <w:pPr>
+              <w:spacing w:after="0" w:line="240" w:lineRule="auto"/>
+            </w:pPr>
+            <w:r>
+              <w:rPr>
+                <w:rFonts w:ascii="Consolas" w:hAnsi="Consolas"/>
+                <w:color w:val="131B1E"/>
+                <w:sz w:val="16"/>
+              </w:rPr>
+              <w:t xml:space="preserve">     │      ▲</w:t>
+            </w:r>
+          </w:p>
+          <w:p>
+            <w:pPr>
+              <w:spacing w:after="0" w:line="240" w:lineRule="auto"/>
+            </w:pPr>
+            <w:r>
+              <w:rPr>
+                <w:rFonts w:ascii="Consolas" w:hAnsi="Consolas"/>
+                <w:color w:val="131B1E"/>
+                <w:sz w:val="16"/>
+              </w:rPr>
+              <w:t xml:space="preserve">     │      └─ OIDC: GitHub mints a short-lived token per run, AWS trades it</w:t>
+            </w:r>
+          </w:p>
+          <w:p>
+            <w:pPr>
+              <w:spacing w:after="0" w:line="240" w:lineRule="auto"/>
+            </w:pPr>
+            <w:r>
+              <w:rPr>
+                <w:rFonts w:ascii="Consolas" w:hAnsi="Consolas"/>
+                <w:color w:val="131B1E"/>
+                <w:sz w:val="16"/>
+              </w:rPr>
+              <w:t xml:space="preserve">     │         for temporary credentials. No key is stored as a secret — which</w:t>
+            </w:r>
+          </w:p>
+          <w:p>
+            <w:pPr>
+              <w:spacing w:after="0" w:line="240" w:lineRule="auto"/>
+            </w:pPr>
+            <w:r>
+              <w:rPr>
+                <w:rFonts w:ascii="Consolas" w:hAnsi="Consolas"/>
+                <w:color w:val="131B1E"/>
+                <w:sz w:val="16"/>
+              </w:rPr>
+              <w:t xml:space="preserve">     │         matters concretely, because this repo's .env holds a real pair</w:t>
+            </w:r>
+          </w:p>
+          <w:p>
+            <w:pPr>
+              <w:spacing w:after="0" w:line="240" w:lineRule="auto"/>
+            </w:pPr>
+            <w:r>
+              <w:rPr>
+                <w:rFonts w:ascii="Consolas" w:hAnsi="Consolas"/>
+                <w:color w:val="131B1E"/>
+                <w:sz w:val="16"/>
+              </w:rPr>
+              <w:t xml:space="preserve">     │</w:t>
+            </w:r>
+          </w:p>
+          <w:p>
+            <w:pPr>
+              <w:spacing w:after="0" w:line="240" w:lineRule="auto"/>
+            </w:pPr>
+            <w:r>
+              <w:rPr>
+                <w:rFonts w:ascii="Consolas" w:hAnsi="Consolas"/>
+                <w:color w:val="131B1E"/>
+                <w:sz w:val="16"/>
+              </w:rPr>
+              <w:t xml:space="preserve">     ├─ amazon-ecr-login  ─► registry host</w:t>
+            </w:r>
+          </w:p>
+          <w:p>
+            <w:pPr>
+              <w:spacing w:after="0" w:line="240" w:lineRule="auto"/>
+            </w:pPr>
+            <w:r>
+              <w:rPr>
+                <w:rFonts w:ascii="Consolas" w:hAnsi="Consolas"/>
+                <w:color w:val="131B1E"/>
+                <w:sz w:val="16"/>
+              </w:rPr>
+              <w:t xml:space="preserve">     └─ build-push-action  push: true</w:t>
+            </w:r>
+          </w:p>
+          <w:p>
+            <w:pPr>
+              <w:spacing w:after="0" w:line="240" w:lineRule="auto"/>
+            </w:pPr>
+            <w:r>
+              <w:rPr>
+                <w:rFonts w:ascii="Consolas" w:hAnsi="Consolas"/>
+                <w:color w:val="131B1E"/>
+                <w:sz w:val="16"/>
+              </w:rPr>
+              <w:t xml:space="preserve">          ├─ tag :&lt;target&gt;              moves</w:t>
+            </w:r>
+          </w:p>
+          <w:p>
+            <w:pPr>
+              <w:spacing w:after="0" w:line="240" w:lineRule="auto"/>
+            </w:pPr>
+            <w:r>
+              <w:rPr>
+                <w:rFonts w:ascii="Consolas" w:hAnsi="Consolas"/>
+                <w:color w:val="131B1E"/>
+                <w:sz w:val="16"/>
+              </w:rPr>
+              <w:t xml:space="preserve">          └─ tag :&lt;target&gt;-&lt;sha&gt;        immutable ── PIN DEPLOYMENTS TO THIS</w:t>
+            </w:r>
+          </w:p>
+          <w:p>
+            <w:pPr>
+              <w:spacing w:after="0" w:line="240" w:lineRule="auto"/>
+            </w:pPr>
+            <w:r>
+              <w:rPr>
+                <w:rFonts w:ascii="Consolas" w:hAnsi="Consolas"/>
+                <w:color w:val="131B1E"/>
+                <w:sz w:val="16"/>
+              </w:rPr>
+              <w:t xml:space="preserve">                 └─ rollback becomes "name the previous SHA"</w:t>
+            </w:r>
+          </w:p>
+        </w:tc>
+      </w:tr>
+    </w:tbl>
+    <w:p>
+      <w:pPr>
+        <w:spacing w:after="120"/>
+      </w:pPr>
+    </w:p>
+    <w:p>
+      <w:pPr>
+        <w:pStyle w:val="ListBullet"/>
+        <w:spacing w:after="100" w:line="288" w:lineRule="auto"/>
+      </w:pPr>
+      <w:r>
+        <w:rPr>
+          <w:rFonts w:ascii="Georgia" w:hAnsi="Georgia"/>
+          <w:b/>
+          <w:color w:val="131B1E"/>
+          <w:sz w:val="21"/>
+        </w:rPr>
+        <w:t>Why repository variables rather than secrets.</w:t>
+      </w:r>
+      <w:r>
+        <w:rPr>
+          <w:rFonts w:ascii="Georgia" w:hAnsi="Georgia"/>
+          <w:color w:val="131B1E"/>
+          <w:sz w:val="21"/>
+        </w:rPr>
+        <w:t xml:space="preserve"> A role ARN is not a credential, and keeping it visible makes the wiring auditable. The only sensitive component is the account id, which is why it lives in a variable instead of committed in the workflow.</w:t>
+      </w:r>
+    </w:p>
+    <w:p>
+      <w:pPr>
+        <w:pStyle w:val="ListBullet"/>
+        <w:spacing w:after="100" w:line="288" w:lineRule="auto"/>
+      </w:pPr>
+      <w:r>
+        <w:rPr>
+          <w:rFonts w:ascii="Georgia" w:hAnsi="Georgia"/>
+          <w:b/>
+          <w:color w:val="131B1E"/>
+          <w:sz w:val="21"/>
+        </w:rPr>
+        <w:t>Why the whole thing is gated instead of assumed configured.</w:t>
+      </w:r>
+      <w:r>
+        <w:rPr>
+          <w:rFonts w:ascii="Georgia" w:hAnsi="Georgia"/>
+          <w:color w:val="131B1E"/>
+          <w:sz w:val="21"/>
+        </w:rPr>
+        <w:t xml:space="preserve"> A fresh clone must have a green CI without an AWS account.</w:t>
+      </w:r>
+    </w:p>
+    <w:p>
+      <w:pPr>
+        <w:spacing w:before="80" w:after="80"/>
+        <w:pBdr>
+          <w:bottom w:val="single" w:sz="6" w:space="1" w:color="CBD6D7"/>
+        </w:pBdr>
+      </w:pPr>
+    </w:p>
+    <w:p>
+      <w:pPr>
+        <w:keepNext/>
+        <w:spacing w:before="400" w:after="120"/>
+      </w:pPr>
+      <w:r>
+        <w:rPr>
+          <w:rFonts w:ascii="Segoe UI" w:hAnsi="Segoe UI"/>
+          <w:b/>
+          <w:color w:val="0E5D6E"/>
+          <w:sz w:val="23"/>
+        </w:rPr>
+        <w:t>infra/host/git-hooks/pre-commit</w:t>
+      </w:r>
+    </w:p>
+    <w:p>
+      <w:pPr>
+        <w:spacing w:after="180" w:line="300" w:lineRule="auto"/>
+      </w:pPr>
+      <w:r>
+        <w:rPr>
+          <w:rFonts w:ascii="Georgia" w:hAnsi="Georgia"/>
+          <w:b/>
+          <w:color w:val="131B1E"/>
+          <w:sz w:val="21"/>
+        </w:rPr>
+        <w:t>Flow</w:t>
+      </w:r>
+    </w:p>
+    <w:tbl>
+      <w:tblPr>
+        <w:tblW w:type="auto" w:w="0"/>
+        <w:jc w:val="left"/>
+        <w:tblLook w:firstColumn="1" w:firstRow="1" w:lastColumn="0" w:lastRow="0" w:noHBand="0" w:noVBand="1" w:val="04A0"/>
+      </w:tblPr>
+      <w:tblGrid>
+        <w:gridCol w:w="9360"/>
+      </w:tblGrid>
+      <w:tr>
+        <w:tc>
+          <w:tcPr>
+            <w:tcW w:type="dxa" w:w="9360"/>
+            <w:shd w:val="clear" w:color="auto" w:fill="F1F4F4"/>
+          </w:tcPr>
+          <w:p>
+            <w:pPr>
+              <w:spacing w:after="0" w:line="240" w:lineRule="auto"/>
+            </w:pPr>
+            <w:r>
+              <w:rPr>
+                <w:rFonts w:ascii="Consolas" w:hAnsi="Consolas"/>
+                <w:color w:val="131B1E"/>
+                <w:sz w:val="16"/>
+              </w:rPr>
+              <w:t>git commit</w:t>
+            </w:r>
+          </w:p>
+          <w:p>
+            <w:pPr>
+              <w:spacing w:after="0" w:line="240" w:lineRule="auto"/>
+            </w:pPr>
+            <w:r>
+              <w:rPr>
+                <w:rFonts w:ascii="Consolas" w:hAnsi="Consolas"/>
+                <w:color w:val="131B1E"/>
+                <w:sz w:val="16"/>
+              </w:rPr>
+              <w:t>│</w:t>
+            </w:r>
+          </w:p>
+          <w:p>
+            <w:pPr>
+              <w:spacing w:after="0" w:line="240" w:lineRule="auto"/>
+            </w:pPr>
+            <w:r>
+              <w:rPr>
+                <w:rFonts w:ascii="Consolas" w:hAnsi="Consolas"/>
+                <w:color w:val="131B1E"/>
+                <w:sz w:val="16"/>
+              </w:rPr>
+              <w:t>├─ staged = git diff --cached --name-only --diff-filter=ACM</w:t>
+            </w:r>
+          </w:p>
+          <w:p>
+            <w:pPr>
+              <w:spacing w:after="0" w:line="240" w:lineRule="auto"/>
+            </w:pPr>
+            <w:r>
+              <w:rPr>
+                <w:rFonts w:ascii="Consolas" w:hAnsi="Consolas"/>
+                <w:color w:val="131B1E"/>
+                <w:sz w:val="16"/>
+              </w:rPr>
+              <w:t>│</w:t>
+            </w:r>
+          </w:p>
+          <w:p>
+            <w:pPr>
+              <w:spacing w:after="0" w:line="240" w:lineRule="auto"/>
+            </w:pPr>
+            <w:r>
+              <w:rPr>
+                <w:rFonts w:ascii="Consolas" w:hAnsi="Consolas"/>
+                <w:color w:val="131B1E"/>
+                <w:sz w:val="16"/>
+              </w:rPr>
+              <w:t>├─ by NAME:  .env* (except .env.example) | *.pem *.key | mlflow.db* | *.bak *.orig</w:t>
+            </w:r>
+          </w:p>
+          <w:p>
+            <w:pPr>
+              <w:spacing w:after="0" w:line="240" w:lineRule="auto"/>
+            </w:pPr>
+            <w:r>
+              <w:rPr>
+                <w:rFonts w:ascii="Consolas" w:hAnsi="Consolas"/>
+                <w:color w:val="131B1E"/>
+                <w:sz w:val="16"/>
+              </w:rPr>
+              <w:t>│      ▲</w:t>
+            </w:r>
+          </w:p>
+          <w:p>
+            <w:pPr>
+              <w:spacing w:after="0" w:line="240" w:lineRule="auto"/>
+            </w:pPr>
+            <w:r>
+              <w:rPr>
+                <w:rFonts w:ascii="Consolas" w:hAnsi="Consolas"/>
+                <w:color w:val="131B1E"/>
+                <w:sz w:val="16"/>
+              </w:rPr>
+              <w:t>│      └─ name check first, because `git add -f` bypasses .gitignore SILENTLY</w:t>
+            </w:r>
+          </w:p>
+          <w:p>
+            <w:pPr>
+              <w:spacing w:after="0" w:line="240" w:lineRule="auto"/>
+            </w:pPr>
+            <w:r>
+              <w:rPr>
+                <w:rFonts w:ascii="Consolas" w:hAnsi="Consolas"/>
+                <w:color w:val="131B1E"/>
+                <w:sz w:val="16"/>
+              </w:rPr>
+              <w:t>│         and the hook must not care how the file got staged</w:t>
+            </w:r>
+          </w:p>
+          <w:p>
+            <w:pPr>
+              <w:spacing w:after="0" w:line="240" w:lineRule="auto"/>
+            </w:pPr>
+            <w:r>
+              <w:rPr>
+                <w:rFonts w:ascii="Consolas" w:hAnsi="Consolas"/>
+                <w:color w:val="131B1E"/>
+                <w:sz w:val="16"/>
+              </w:rPr>
+              <w:t>│</w:t>
+            </w:r>
+          </w:p>
+          <w:p>
+            <w:pPr>
+              <w:spacing w:after="0" w:line="240" w:lineRule="auto"/>
+            </w:pPr>
+            <w:r>
+              <w:rPr>
+                <w:rFonts w:ascii="Consolas" w:hAnsi="Consolas"/>
+                <w:color w:val="131B1E"/>
+                <w:sz w:val="16"/>
+              </w:rPr>
+              <w:t>├─ by CONTENT, on ADDED LINES only, skipping binary/base64-bearing types:</w:t>
+            </w:r>
+          </w:p>
+          <w:p>
+            <w:pPr>
+              <w:spacing w:after="0" w:line="240" w:lineRule="auto"/>
+            </w:pPr>
+            <w:r>
+              <w:rPr>
+                <w:rFonts w:ascii="Consolas" w:hAnsi="Consolas"/>
+                <w:color w:val="131B1E"/>
+                <w:sz w:val="16"/>
+              </w:rPr>
+              <w:t>│      ├─ AKIA[0-9A-Z]{16}</w:t>
+            </w:r>
+          </w:p>
+          <w:p>
+            <w:pPr>
+              <w:spacing w:after="0" w:line="240" w:lineRule="auto"/>
+            </w:pPr>
+            <w:r>
+              <w:rPr>
+                <w:rFonts w:ascii="Consolas" w:hAnsi="Consolas"/>
+                <w:color w:val="131B1E"/>
+                <w:sz w:val="16"/>
+              </w:rPr>
+              <w:t>│      ├─ secret_access_key = &lt;20+ chars&gt;        an assignment, not a mention</w:t>
+            </w:r>
+          </w:p>
+          <w:p>
+            <w:pPr>
+              <w:spacing w:after="0" w:line="240" w:lineRule="auto"/>
+            </w:pPr>
+            <w:r>
+              <w:rPr>
+                <w:rFonts w:ascii="Consolas" w:hAnsi="Consolas"/>
+                <w:color w:val="131B1E"/>
+                <w:sz w:val="16"/>
+              </w:rPr>
+              <w:t>│      └─ BEGIN ... PRIVATE KEY</w:t>
+            </w:r>
+          </w:p>
+          <w:p>
+            <w:pPr>
+              <w:spacing w:after="0" w:line="240" w:lineRule="auto"/>
+            </w:pPr>
+            <w:r>
+              <w:rPr>
+                <w:rFonts w:ascii="Consolas" w:hAnsi="Consolas"/>
+                <w:color w:val="131B1E"/>
+                <w:sz w:val="16"/>
+              </w:rPr>
+              <w:t>│             ▲</w:t>
+            </w:r>
+          </w:p>
+          <w:p>
+            <w:pPr>
+              <w:spacing w:after="0" w:line="240" w:lineRule="auto"/>
+            </w:pPr>
+            <w:r>
+              <w:rPr>
+                <w:rFonts w:ascii="Consolas" w:hAnsi="Consolas"/>
+                <w:color w:val="131B1E"/>
+                <w:sz w:val="16"/>
+              </w:rPr>
+              <w:t>│             └─ .png .jpg .svg .docx .parquet .ipynb are skipped: a base64</w:t>
+            </w:r>
+          </w:p>
+          <w:p>
+            <w:pPr>
+              <w:spacing w:after="0" w:line="240" w:lineRule="auto"/>
+            </w:pPr>
+            <w:r>
+              <w:rPr>
+                <w:rFonts w:ascii="Consolas" w:hAnsi="Consolas"/>
+                <w:color w:val="131B1E"/>
+                <w:sz w:val="16"/>
+              </w:rPr>
+              <w:t>│                image matches almost any entropy pattern</w:t>
+            </w:r>
+          </w:p>
+          <w:p>
+            <w:pPr>
+              <w:spacing w:after="0" w:line="240" w:lineRule="auto"/>
+            </w:pPr>
+            <w:r>
+              <w:rPr>
+                <w:rFonts w:ascii="Consolas" w:hAnsi="Consolas"/>
+                <w:color w:val="131B1E"/>
+                <w:sz w:val="16"/>
+              </w:rPr>
+              <w:t>│</w:t>
+            </w:r>
+          </w:p>
+          <w:p>
+            <w:pPr>
+              <w:spacing w:after="0" w:line="240" w:lineRule="auto"/>
+            </w:pPr>
+            <w:r>
+              <w:rPr>
+                <w:rFonts w:ascii="Consolas" w:hAnsi="Consolas"/>
+                <w:color w:val="131B1E"/>
+                <w:sz w:val="16"/>
+              </w:rPr>
+              <w:t>└─ any hit? ──► exit 1 with the unstage command for BOTH cases</w:t>
+            </w:r>
+          </w:p>
+          <w:p>
+            <w:pPr>
+              <w:spacing w:after="0" w:line="240" w:lineRule="auto"/>
+            </w:pPr>
+            <w:r>
+              <w:rPr>
+                <w:rFonts w:ascii="Consolas" w:hAnsi="Consolas"/>
+                <w:color w:val="131B1E"/>
+                <w:sz w:val="16"/>
+              </w:rPr>
+              <w:t xml:space="preserve">                  ├─ git restore --staged &lt;file&gt;</w:t>
+            </w:r>
+          </w:p>
+          <w:p>
+            <w:pPr>
+              <w:spacing w:after="0" w:line="240" w:lineRule="auto"/>
+            </w:pPr>
+            <w:r>
+              <w:rPr>
+                <w:rFonts w:ascii="Consolas" w:hAnsi="Consolas"/>
+                <w:color w:val="131B1E"/>
+                <w:sz w:val="16"/>
+              </w:rPr>
+              <w:t xml:space="preserve">                  └─ git rm --cached &lt;file&gt;       before the first commit</w:t>
+            </w:r>
+          </w:p>
+          <w:p>
+            <w:pPr>
+              <w:spacing w:after="0" w:line="240" w:lineRule="auto"/>
+            </w:pPr>
+            <w:r>
+              <w:rPr>
+                <w:rFonts w:ascii="Consolas" w:hAnsi="Consolas"/>
+                <w:color w:val="131B1E"/>
+                <w:sz w:val="16"/>
+              </w:rPr>
+              <w:t xml:space="preserve">                         ▲</w:t>
+            </w:r>
+          </w:p>
+          <w:p>
+            <w:pPr>
+              <w:spacing w:after="0" w:line="240" w:lineRule="auto"/>
+            </w:pPr>
+            <w:r>
+              <w:rPr>
+                <w:rFonts w:ascii="Consolas" w:hAnsi="Consolas"/>
+                <w:color w:val="131B1E"/>
+                <w:sz w:val="16"/>
+              </w:rPr>
+              <w:t xml:space="preserve">                         └─ git restore --staged needs a HEAD; on an empty</w:t>
+            </w:r>
+          </w:p>
+          <w:p>
+            <w:pPr>
+              <w:spacing w:after="0" w:line="240" w:lineRule="auto"/>
+            </w:pPr>
+            <w:r>
+              <w:rPr>
+                <w:rFonts w:ascii="Consolas" w:hAnsi="Consolas"/>
+                <w:color w:val="131B1E"/>
+                <w:sz w:val="16"/>
+              </w:rPr>
+              <w:t xml:space="preserve">                            repository it fails with "could not resolve HEAD".</w:t>
+            </w:r>
+          </w:p>
+          <w:p>
+            <w:pPr>
+              <w:spacing w:after="0" w:line="240" w:lineRule="auto"/>
+            </w:pPr>
+            <w:r>
+              <w:rPr>
+                <w:rFonts w:ascii="Consolas" w:hAnsi="Consolas"/>
+                <w:color w:val="131B1E"/>
+                <w:sz w:val="16"/>
+              </w:rPr>
+              <w:t xml:space="preserve">                            Found the hard way while testing this hook.</w:t>
+            </w:r>
+          </w:p>
+        </w:tc>
+      </w:tr>
+    </w:tbl>
+    <w:p>
+      <w:pPr>
+        <w:spacing w:after="120"/>
+      </w:pPr>
+    </w:p>
+    <w:p>
+      <w:pPr>
+        <w:pStyle w:val="ListBullet"/>
+        <w:spacing w:after="100" w:line="288" w:lineRule="auto"/>
+      </w:pPr>
+      <w:r>
+        <w:rPr>
+          <w:rFonts w:ascii="Georgia" w:hAnsi="Georgia"/>
+          <w:b/>
+          <w:color w:val="131B1E"/>
+          <w:sz w:val="21"/>
+        </w:rPr>
+        <w:t>Why a hook AND a CI job.</w:t>
+      </w:r>
+      <w:r>
+        <w:rPr>
+          <w:rFonts w:ascii="Georgia" w:hAnsi="Georgia"/>
+          <w:color w:val="131B1E"/>
+          <w:sz w:val="21"/>
+        </w:rPr>
+        <w:t xml:space="preserve"> A hook protects only whoever installed it, and </w:t>
+      </w:r>
+      <w:r>
+        <w:rPr>
+          <w:rFonts w:ascii="Consolas" w:hAnsi="Consolas"/>
+          <w:color w:val="0E5D6E"/>
+          <w:sz w:val="19"/>
+        </w:rPr>
+        <w:t>git commit --no-verify</w:t>
+      </w:r>
+      <w:r>
+        <w:rPr>
+          <w:rFonts w:ascii="Georgia" w:hAnsi="Georgia"/>
+          <w:color w:val="131B1E"/>
+          <w:sz w:val="21"/>
+        </w:rPr>
+        <w:t xml:space="preserve"> skips it. The CI job runs server-side where neither is true. Neither replaces </w:t>
+      </w:r>
+      <w:r>
+        <w:rPr>
+          <w:rFonts w:ascii="Consolas" w:hAnsi="Consolas"/>
+          <w:color w:val="0E5D6E"/>
+          <w:sz w:val="19"/>
+        </w:rPr>
+        <w:t>.gitignore</w:t>
+      </w:r>
+      <w:r>
+        <w:rPr>
+          <w:rFonts w:ascii="Georgia" w:hAnsi="Georgia"/>
+          <w:color w:val="131B1E"/>
+          <w:sz w:val="21"/>
+        </w:rPr>
+        <w:t>, which remains the primary control.</w:t>
+      </w:r>
+    </w:p>
+    <w:p>
+      <w:pPr>
+        <w:pStyle w:val="ListBullet"/>
+        <w:spacing w:after="100" w:line="288" w:lineRule="auto"/>
+      </w:pPr>
+      <w:r>
+        <w:rPr>
+          <w:rFonts w:ascii="Georgia" w:hAnsi="Georgia"/>
+          <w:b/>
+          <w:color w:val="131B1E"/>
+          <w:sz w:val="21"/>
+        </w:rPr>
+        <w:t>Why `core.hooksPath` rather than copying into `.git/hooks`.</w:t>
+      </w:r>
+      <w:r>
+        <w:rPr>
+          <w:rFonts w:ascii="Georgia" w:hAnsi="Georgia"/>
+          <w:color w:val="131B1E"/>
+          <w:sz w:val="21"/>
+        </w:rPr>
+        <w:t xml:space="preserve"> The hook stays version-controlled, so a fix arrives with the next pull instead of needing a re-copy on every clone.</w:t>
+      </w:r>
+    </w:p>
+    <w:p>
+      <w:pPr>
+        <w:pStyle w:val="ListBullet"/>
+        <w:spacing w:after="100" w:line="288" w:lineRule="auto"/>
+      </w:pPr>
+      <w:r>
+        <w:rPr>
+          <w:rFonts w:ascii="Georgia" w:hAnsi="Georgia"/>
+          <w:b/>
+          <w:color w:val="131B1E"/>
+          <w:sz w:val="21"/>
+        </w:rPr>
+        <w:t>Why this is proportionate rather than paranoid.</w:t>
+      </w:r>
+      <w:r>
+        <w:rPr>
+          <w:rFonts w:ascii="Georgia" w:hAnsi="Georgia"/>
+          <w:color w:val="131B1E"/>
+          <w:sz w:val="21"/>
+        </w:rPr>
+        <w:t xml:space="preserve"> </w:t>
+      </w:r>
+      <w:r>
+        <w:rPr>
+          <w:rFonts w:ascii="Consolas" w:hAnsi="Consolas"/>
+          <w:color w:val="0E5D6E"/>
+          <w:sz w:val="19"/>
+        </w:rPr>
+        <w:t>.env</w:t>
+      </w:r>
+      <w:r>
+        <w:rPr>
+          <w:rFonts w:ascii="Georgia" w:hAnsi="Georgia"/>
+          <w:color w:val="131B1E"/>
+          <w:sz w:val="21"/>
+        </w:rPr>
+        <w:t xml:space="preserve"> in this repository holds a live AWS key pair. The cost of the control failing once is a force-push plus a key rotation, not an edit.</w:t>
+      </w:r>
+    </w:p>
+    <w:p>
+      <w:pPr>
+        <w:spacing w:before="80" w:after="80"/>
+        <w:pBdr>
+          <w:bottom w:val="single" w:sz="6" w:space="1" w:color="CBD6D7"/>
+        </w:pBdr>
+      </w:pPr>
+    </w:p>
+    <w:p>
+      <w:pPr>
+        <w:keepNext/>
+        <w:spacing w:before="400" w:after="120"/>
+        <w:pBdr>
+          <w:bottom w:val="single" w:sz="8" w:space="4" w:color="0E5D6E"/>
+        </w:pBdr>
+      </w:pPr>
+      <w:r>
+        <w:rPr>
+          <w:rFonts w:ascii="Segoe UI" w:hAnsi="Segoe UI"/>
+          <w:b/>
+          <w:color w:val="0E5D6E"/>
+          <w:sz w:val="31"/>
+        </w:rPr>
+        <w:t>14. Cross-cutting decisions</w:t>
       </w:r>
     </w:p>
     <w:tbl>
